--- a/docs/Report_Jose_Alex.docx
+++ b/docs/Report_Jose_Alex.docx
@@ -367,7 +367,7 @@
         <w:spacing w:after="60"/>
       </w:pPr>
       <w:r>
-        <w:t>Partial Products: M₁ = 35, M₂ = 21, M₃ = 15.</w:t>
+        <w:t>Partial Products: M1 = 35, M2 = 21, M3 = 15.</w:t>
       </w:r>
     </w:p>
     <w:p>
@@ -384,7 +384,16 @@
         <w:spacing w:after="80" w:line="276" w:lineRule="auto"/>
       </w:pPr>
       <w:r>
-        <w:t xml:space="preserve">   • 35 · y₁ ≡ 1 (mod 3) ⇒ 2 · y₁ ≡ 1 (mod 3) ⇒ y₁ = 2</w:t>
+        <w:t xml:space="preserve">   • 35 </w:t>
+      </w:r>
+      <w:r>
+        <w:rPr>
+          <w:i/>
+        </w:rPr>
+        <w:t xml:space="preserve"> y1 ≡ 1 (mod 3) ⇒ 2 </w:t>
+      </w:r>
+      <w:r>
+        <w:t xml:space="preserve"> y1 ≡ 1 (mod 3) ⇒ y1 = 2</w:t>
       </w:r>
     </w:p>
     <w:p>
@@ -392,7 +401,16 @@
         <w:spacing w:after="80" w:line="276" w:lineRule="auto"/>
       </w:pPr>
       <w:r>
-        <w:t xml:space="preserve">   • 21 · y₂ ≡ 1 (mod 5) ⇒ 1 · y₂ ≡ 1 (mod 5) ⇒ y₂ = 1</w:t>
+        <w:t xml:space="preserve">   • 21 </w:t>
+      </w:r>
+      <w:r>
+        <w:rPr>
+          <w:i/>
+        </w:rPr>
+        <w:t xml:space="preserve"> y2 ≡ 1 (mod 5) ⇒ 1 </w:t>
+      </w:r>
+      <w:r>
+        <w:t xml:space="preserve"> y2 ≡ 1 (mod 5) ⇒ y2 = 1</w:t>
       </w:r>
     </w:p>
     <w:p>
@@ -400,7 +418,16 @@
         <w:spacing w:after="80" w:line="276" w:lineRule="auto"/>
       </w:pPr>
       <w:r>
-        <w:t xml:space="preserve">   • 15 · y₃ ≡ 1 (mod 7) ⇒ 1 · y₃ ≡ 1 (mod 7) ⇒ y₃ = 1</w:t>
+        <w:t xml:space="preserve">   • 15 </w:t>
+      </w:r>
+      <w:r>
+        <w:rPr>
+          <w:i/>
+        </w:rPr>
+        <w:t xml:space="preserve"> y3 ≡ 1 (mod 7) ⇒ 1 </w:t>
+      </w:r>
+      <w:r>
+        <w:t xml:space="preserve"> y3 ≡ 1 (mod 7) ⇒ y3 = 1</w:t>
       </w:r>
     </w:p>
     <w:p>
@@ -585,7 +612,7 @@
         <w:spacing w:after="60"/>
       </w:pPr>
       <w:r>
-        <w:t>Intersection Signal Monitors (3 min, 5 min, 7 min): Shows real-time remainder values (x mod mᵢ) and green light indicator status.</w:t>
+        <w:t>Intersection Signal Monitors (3 min, 5 min, 7 min): Shows real-time remainder values (x mod mi) and green light indicator status.</w:t>
       </w:r>
     </w:p>
     <w:p>

--- a/docs/Report_Jose_Alex.docx
+++ b/docs/Report_Jose_Alex.docx
@@ -137,7 +137,7 @@
         <w:spacing w:after="80" w:line="276" w:lineRule="auto"/>
       </w:pPr>
       <w:r>
-        <w:t>This project demonstrates CRT using both a physical working traffic signal model and an interactive digital web application. By modeling traffic signals as modular timing cycles, the project illustrates how independent light timers (3 min, 5 min, 7 min) align to create a continuous 'Green Wave' for vehicles at Minute 23.</w:t>
+        <w:t>This project demonstrates CRT using both a physical working ATmega328P / Arduino Uno traffic signal model and an interactive digital twin web application. By modeling traffic signals as modular timing cycles, the project illustrates how independent light timers (3s, 5s, 7s) align to create a continuous 'Green Wave' for vehicles at Minute 23 (105s master recurrence).</w:t>
       </w:r>
     </w:p>
     <w:p>
@@ -210,7 +210,7 @@
         <w:spacing w:after="60"/>
       </w:pPr>
       <w:r>
-        <w:t>To model traffic signal timing cycles (3 min, 5 min, 7 min) as modular congruences.</w:t>
+        <w:t>To model traffic signal timing cycles (3s, 5s, 7s) as modular congruences.</w:t>
       </w:r>
     </w:p>
     <w:p>
@@ -219,7 +219,7 @@
         <w:spacing w:after="60"/>
       </w:pPr>
       <w:r>
-        <w:t>To build a physical working model and an interactive web simulator for signal synchronization.</w:t>
+        <w:t>To build a physical working model powered by an Arduino Uno / ATmega328P microcontroller.</w:t>
       </w:r>
     </w:p>
     <w:p>
@@ -228,7 +228,7 @@
         <w:spacing w:after="60"/>
       </w:pPr>
       <w:r>
-        <w:t>To provide clear visual and audio feedback when a candidate time satisfies all signal modulo conditions.</w:t>
+        <w:t>To provide clear visual, audio, and waveform telemetry feedback upon signal synchronization.</w:t>
       </w:r>
     </w:p>
     <w:p>
@@ -274,7 +274,7 @@
         <w:spacing w:after="80" w:line="276" w:lineRule="auto"/>
       </w:pPr>
       <w:r>
-        <w:t>Suppose three traffic signals have cycle lengths of 3, 5, and 7 minutes respectively:</w:t>
+        <w:t>Suppose three traffic signals have cycle lengths of 3, 5, and 7 seconds respectively:</w:t>
       </w:r>
     </w:p>
     <w:p>
@@ -283,7 +283,7 @@
         <w:spacing w:after="60"/>
       </w:pPr>
       <w:r>
-        <w:t>Signal 1: x ≡ 2 (mod 3)   (green 2 minutes ago)</w:t>
+        <w:t>Signal 1: x ≡ 2 (mod 3)   (green 2 seconds ago)</w:t>
       </w:r>
     </w:p>
     <w:p>
@@ -292,7 +292,7 @@
         <w:spacing w:after="60"/>
       </w:pPr>
       <w:r>
-        <w:t>Signal 2: x ≡ 3 (mod 5)   (green 3 minutes ago)</w:t>
+        <w:t>Signal 2: x ≡ 3 (mod 5)   (green 3 seconds ago)</w:t>
       </w:r>
     </w:p>
     <w:p>
@@ -301,7 +301,7 @@
         <w:spacing w:after="60"/>
       </w:pPr>
       <w:r>
-        <w:t>Signal 3: x ≡ 2 (mod 7)   (green 2 minutes ago)</w:t>
+        <w:t>Signal 3: x ≡ 2 (mod 7)   (green 2 seconds ago)</w:t>
       </w:r>
     </w:p>
     <w:p>
@@ -468,7 +468,7 @@
         <w:spacing w:after="80" w:line="276" w:lineRule="auto"/>
       </w:pPr>
       <w:r>
-        <w:t>The unique green-wave solution within [0, 104] is Minute 23.</w:t>
+        <w:t>The unique green-wave solution within [0, 104] is Timestamp 23s.</w:t>
       </w:r>
     </w:p>
     <w:p>
@@ -491,7 +491,7 @@
           <w:color w:val="2B6CB0"/>
           <w:sz w:val="28"/>
         </w:rPr>
-        <w:t>4. DIGITAL IMPLEMENTATION &amp; USER CONTROLS</w:t>
+        <w:t>4. PHYSICAL HARDWARE &amp; DIGITAL TWIN IMPLEMENTATION</w:t>
       </w:r>
     </w:p>
     <w:p>
@@ -499,7 +499,7 @@
         <w:spacing w:after="80" w:line="276" w:lineRule="auto"/>
       </w:pPr>
       <w:r>
-        <w:t>The web application models the traffic signal system digitally using React, TypeScript, and Framer Motion.</w:t>
+        <w:t>The hardware prototype is driven by an ATmega328P (Arduino Uno) microcontroller controlling a 3-intersection LED traffic array and piezo buzzer.</w:t>
       </w:r>
     </w:p>
     <w:p>
@@ -510,7 +510,7 @@
       <w:r>
         <w:drawing>
           <wp:inline xmlns:a="http://schemas.openxmlformats.org/drawingml/2006/main" xmlns:pic="http://schemas.openxmlformats.org/drawingml/2006/picture">
-            <wp:extent cx="5303520" cy="2960104"/>
+            <wp:extent cx="5303520" cy="4221063"/>
             <wp:docPr id="1" name="Picture 1"/>
             <wp:cNvGraphicFramePr>
               <a:graphicFrameLocks noChangeAspect="1"/>
@@ -519,7 +519,7 @@
               <a:graphicData uri="http://schemas.openxmlformats.org/drawingml/2006/picture">
                 <pic:pic>
                   <pic:nvPicPr>
-                    <pic:cNvPr id="0" name="traffic_light_diagram_1790783447873.jpg"/>
+                    <pic:cNvPr id="0" name="media_1790791490718.png"/>
                     <pic:cNvPicPr/>
                   </pic:nvPicPr>
                   <pic:blipFill>
@@ -531,7 +531,7 @@
                   <pic:spPr>
                     <a:xfrm>
                       <a:off x="0" y="0"/>
-                      <a:ext cx="5303520" cy="2960104"/>
+                      <a:ext cx="5303520" cy="4221063"/>
                     </a:xfrm>
                     <a:prstGeom prst="rect"/>
                   </pic:spPr>
@@ -550,7 +550,7 @@
       <w:r>
         <w:drawing>
           <wp:inline xmlns:a="http://schemas.openxmlformats.org/drawingml/2006/main" xmlns:pic="http://schemas.openxmlformats.org/drawingml/2006/picture">
-            <wp:extent cx="5303520" cy="2960104"/>
+            <wp:extent cx="5303520" cy="3677245"/>
             <wp:docPr id="2" name="Picture 2"/>
             <wp:cNvGraphicFramePr>
               <a:graphicFrameLocks noChangeAspect="1"/>
@@ -559,7 +559,7 @@
               <a:graphicData uri="http://schemas.openxmlformats.org/drawingml/2006/picture">
                 <pic:pic>
                   <pic:nvPicPr>
-                    <pic:cNvPr id="0" name="traffic_signal_app_ui_1790783779368.jpg"/>
+                    <pic:cNvPr id="0" name="media_1790791505847.png"/>
                     <pic:cNvPicPr/>
                   </pic:nvPicPr>
                   <pic:blipFill>
@@ -571,7 +571,7 @@
                   <pic:spPr>
                     <a:xfrm>
                       <a:off x="0" y="0"/>
-                      <a:ext cx="5303520" cy="2960104"/>
+                      <a:ext cx="5303520" cy="3677245"/>
                     </a:xfrm>
                     <a:prstGeom prst="rect"/>
                   </pic:spPr>
@@ -594,7 +594,7 @@
           <w:color w:val="2D3748"/>
           <w:sz w:val="24"/>
         </w:rPr>
-        <w:t>Interactive User Controls:</w:t>
+        <w:t>Interactive Hardware &amp; Digital Twin Controls:</w:t>
       </w:r>
     </w:p>
     <w:p>
@@ -603,7 +603,7 @@
         <w:spacing w:after="60"/>
       </w:pPr>
       <w:r>
-        <w:t>Candidate Timer Wheel: Adjusts the candidate time value x (e.g. set to 23).</w:t>
+        <w:t>Live Signal Array (SIG A 3.0s, SIG B 5.0s, SIG C 7.0s): Monitors real-time LED states across intersections.</w:t>
       </w:r>
     </w:p>
     <w:p>
@@ -612,7 +612,7 @@
         <w:spacing w:after="60"/>
       </w:pPr>
       <w:r>
-        <w:t>Intersection Signal Monitors (3 min, 5 min, 7 min): Shows real-time remainder values (x mod mi) and green light indicator status.</w:t>
+        <w:t>CRT Telemetry Engine (105s Recurrence): Tracks clock progress, hyperperiod LCM (105.00s), and recurrence index.</w:t>
       </w:r>
     </w:p>
     <w:p>
@@ -621,7 +621,7 @@
         <w:spacing w:after="60"/>
       </w:pPr>
       <w:r>
-        <w:t>'Evaluate Synchronization' Button: Tests whether all 3 intersections display green lights simultaneously.</w:t>
+        <w:t>Multi-Channel Phase Waveform: Displays white cursor sweep across the 105s hyperperiod with cyan alignment markers.</w:t>
       </w:r>
     </w:p>
     <w:p>
@@ -630,7 +630,7 @@
         <w:spacing w:after="60"/>
       </w:pPr>
       <w:r>
-        <w:t>Green-Wave Status Panel: Displays full green-wave confirmation when all 3 congruences are satisfied (x = 23).</w:t>
+        <w:t>CRT Remainder State Seeker: Solves for timestamp t dynamically for any requested signal state combination.</w:t>
       </w:r>
     </w:p>
     <w:p>
@@ -653,7 +653,7 @@
           <w:color w:val="2B6CB0"/>
           <w:sz w:val="28"/>
         </w:rPr>
-        <w:t>5. SOURCE CODE IMPLEMENTATION (ALGORITHM PAGE)</w:t>
+        <w:t>5. HARDWARE SOURCE CODE (ARDUINO UNO FIRMWARE - C++)</w:t>
       </w:r>
     </w:p>
     <w:p>
@@ -661,7 +661,18 @@
         <w:spacing w:after="80" w:line="276" w:lineRule="auto"/>
       </w:pPr>
       <w:r>
-        <w:t>The following complete TypeScript module (src/utils/crt.ts) implements the Extended Euclidean Algorithm and Modular Inverses to solve the CRT system:</w:t>
+        <w:t>The following complete C++ firmware source code (</w:t>
+      </w:r>
+      <w:r>
+        <w:rPr>
+          <w:rFonts w:ascii="Courier New" w:hAnsi="Courier New"/>
+          <w:color w:val="C53030"/>
+          <w:sz w:val="19"/>
+        </w:rPr>
+        <w:t>arduino/traffic_light_controller.ino</w:t>
+      </w:r>
+      <w:r>
+        <w:t>) is executed directly on the Arduino Uno microcontroller to drive the physical traffic light hardware:</w:t>
       </w:r>
     </w:p>
     <w:p>
@@ -675,63 +686,181 @@
           <w:color w:val="222222"/>
           <w:sz w:val="19"/>
         </w:rPr>
-        <w:t>export function getRemainder(value: number, modulus: number): number {</w:t>
+        <w:t>// Arduino Uno / ATmega328P Physical Traffic Light Controller</w:t>
         <w:br/>
-        <w:t xml:space="preserve">  return ((value % modulus) + modulus) % modulus;</w:t>
+        <w:t>// File: arduino/traffic_light_controller.ino</w:t>
+        <w:br/>
+        <w:br/>
+        <w:t>const int RED_A = 2;</w:t>
+        <w:br/>
+        <w:t>const int YELLOW_A = 3;</w:t>
+        <w:br/>
+        <w:t>const int GREEN_A = 4;</w:t>
+        <w:br/>
+        <w:br/>
+        <w:t>const int RED_B = 8;</w:t>
+        <w:br/>
+        <w:t>const int YELLOW_B = 9;</w:t>
+        <w:br/>
+        <w:t>const int GREEN_B = 10;</w:t>
+        <w:br/>
+        <w:br/>
+        <w:t>const int GREEN_C = A3;</w:t>
+        <w:br/>
+        <w:t>const int YELLOW_C = A4;</w:t>
+        <w:br/>
+        <w:t>const int RED_C = A5;</w:t>
+        <w:br/>
+        <w:br/>
+        <w:t>const int BUZZER = A1;</w:t>
+        <w:br/>
+        <w:br/>
+        <w:t>// Cycle Period Definitions (in milliseconds)</w:t>
+        <w:br/>
+        <w:t>const unsigned long PERIOD_A = 3000;   // 3.0s Signal Cycle</w:t>
+        <w:br/>
+        <w:t>const unsigned long PERIOD_B = 5000;   // 5.0s Signal Cycle</w:t>
+        <w:br/>
+        <w:t>const unsigned long PERIOD_C = 7000;   // 7.0s Signal Cycle</w:t>
+        <w:br/>
+        <w:t>const unsigned long MASTER_CYCLE = 105000; // 105.0s Hyperperiod LCM</w:t>
+        <w:br/>
+        <w:br/>
+        <w:t>const int RED_FREQ = 400;</w:t>
+        <w:br/>
+        <w:t>const int YELLOW_FREQ = 600;</w:t>
+        <w:br/>
+        <w:t>const int GREEN_FREQ = 800;</w:t>
+        <w:br/>
+        <w:t>const int SYNC_FREQ = 1000;</w:t>
+        <w:br/>
+        <w:br/>
+        <w:t>const unsigned long BEEP_ON_TIME = 150;</w:t>
+        <w:br/>
+        <w:t>const unsigned long BEEP_OFF_TIME = 350;</w:t>
+        <w:br/>
+        <w:t>const unsigned long SYNC_TIME = 600;</w:t>
+        <w:br/>
+        <w:br/>
+        <w:t>unsigned long lastMillis = 0;</w:t>
+        <w:br/>
+        <w:t>unsigned long lastSyncCycle = 0;</w:t>
+        <w:br/>
+        <w:t>unsigned long beepTimer = 0;</w:t>
+        <w:br/>
+        <w:t>unsigned long syncEndTime = 0;</w:t>
+        <w:br/>
+        <w:br/>
+        <w:t>bool beepState = false;</w:t>
+        <w:br/>
+        <w:t>bool syncActive = false;</w:t>
+        <w:br/>
+        <w:t>int currentBuzzerState = -1;</w:t>
+        <w:br/>
+        <w:br/>
+        <w:t>void setup() {</w:t>
+        <w:br/>
+        <w:t xml:space="preserve">  pinMode(RED_A, OUTPUT);</w:t>
+        <w:br/>
+        <w:t xml:space="preserve">  pinMode(YELLOW_A, OUTPUT);</w:t>
+        <w:br/>
+        <w:t xml:space="preserve">  pinMode(GREEN_A, OUTPUT);</w:t>
+        <w:br/>
+        <w:br/>
+        <w:t xml:space="preserve">  pinMode(RED_B, OUTPUT);</w:t>
+        <w:br/>
+        <w:t xml:space="preserve">  pinMode(YELLOW_B, OUTPUT);</w:t>
+        <w:br/>
+        <w:t xml:space="preserve">  pinMode(GREEN_B, OUTPUT);</w:t>
+        <w:br/>
+        <w:br/>
+        <w:t xml:space="preserve">  pinMode(RED_C, OUTPUT);</w:t>
+        <w:br/>
+        <w:t xml:space="preserve">  pinMode(YELLOW_C, OUTPUT);</w:t>
+        <w:br/>
+        <w:t xml:space="preserve">  pinMode(GREEN_C, OUTPUT);</w:t>
+        <w:br/>
+        <w:br/>
+        <w:t xml:space="preserve">  pinMode(BUZZER, OUTPUT);</w:t>
+        <w:br/>
+        <w:br/>
+        <w:t xml:space="preserve">  setAllRed();</w:t>
+        <w:br/>
+        <w:br/>
+        <w:t xml:space="preserve">  tone(BUZZER, SYNC_FREQ);</w:t>
+        <w:br/>
+        <w:t xml:space="preserve">  syncActive = true;</w:t>
+        <w:br/>
+        <w:t xml:space="preserve">  syncEndTime = millis() + SYNC_TIME;</w:t>
+        <w:br/>
+        <w:br/>
+        <w:t xml:space="preserve">  lastMillis = millis();</w:t>
+        <w:br/>
+        <w:t xml:space="preserve">  beepTimer = millis();</w:t>
         <w:br/>
         <w:t>}</w:t>
         <w:br/>
         <w:br/>
-        <w:t>function extendedGcd(a: number, b: number): [number, number, number] {</w:t>
+        <w:t>void loop() {</w:t>
         <w:br/>
-        <w:t xml:space="preserve">  if (b === 0) return [a, 1, 0];</w:t>
-        <w:br/>
-        <w:t xml:space="preserve">  const [g, x1, y1] = extendedGcd(b, a % b);</w:t>
-        <w:br/>
-        <w:t xml:space="preserve">  return [g, y1, x1 - Math.floor(a / b) * y1];</w:t>
-        <w:br/>
-        <w:t>}</w:t>
+        <w:t xml:space="preserve">  unsigned long currentMillis = millis();</w:t>
         <w:br/>
         <w:br/>
-        <w:t>function modInverse(a: number, m: number): number {</w:t>
+        <w:t xml:space="preserve">  // CRT Modulo Phase Calculation</w:t>
         <w:br/>
-        <w:t xml:space="preserve">  const [, x] = extendedGcd(getRemainder(a, m), m);</w:t>
+        <w:t xml:space="preserve">  unsigned long phaseA = currentMillis % PERIOD_A;</w:t>
         <w:br/>
-        <w:t xml:space="preserve">  return getRemainder(x, m);</w:t>
+        <w:t xml:space="preserve">  unsigned long phaseB = currentMillis % PERIOD_B;</w:t>
         <w:br/>
-        <w:t>}</w:t>
+        <w:t xml:space="preserve">  unsigned long phaseC = currentMillis % PERIOD_C;</w:t>
         <w:br/>
         <w:br/>
-        <w:t>/** Solves x ≡ remainders[i] (mod moduli[i]) for pairwise-coprime moduli */</w:t>
+        <w:t xml:space="preserve">  int stateA = updateLightA(phaseA);</w:t>
         <w:br/>
-        <w:t>export function solveCRT(moduli: number[], remainders: number[]): number {</w:t>
+        <w:t xml:space="preserve">  int stateB = updateLightB(phaseB);</w:t>
         <w:br/>
-        <w:t xml:space="preserve">  const product = moduli.reduce((acc, m) =&gt; acc * m, 1);</w:t>
+        <w:t xml:space="preserve">  int stateC = updateLightC(phaseC);</w:t>
         <w:br/>
-        <w:t xml:space="preserve">  let result = 0;</w:t>
         <w:br/>
-        <w:t xml:space="preserve">  for (let i = 0; i &lt; moduli.length; i++) {</w:t>
+        <w:t xml:space="preserve">  // Master Cycle Recurrence Check (CRT Convergence)</w:t>
         <w:br/>
-        <w:t xml:space="preserve">    const mi = moduli[i];</w:t>
+        <w:t xml:space="preserve">  unsigned long currentCycle = currentMillis / MASTER_CYCLE;</w:t>
         <w:br/>
-        <w:t xml:space="preserve">    const ri = getRemainder(remainders[i], mi);</w:t>
         <w:br/>
-        <w:t xml:space="preserve">    const partial = product / mi;</w:t>
+        <w:t xml:space="preserve">  if (currentCycle &gt; lastSyncCycle) {</w:t>
         <w:br/>
-        <w:t xml:space="preserve">    const inverse = modInverse(partial, mi);</w:t>
+        <w:t xml:space="preserve">    lastSyncCycle = currentCycle;</w:t>
         <w:br/>
-        <w:t xml:space="preserve">    result += ri * partial * inverse;</w:t>
+        <w:t xml:space="preserve">    tone(BUZZER, SYNC_FREQ);</w:t>
+        <w:br/>
+        <w:t xml:space="preserve">    syncActive = true;</w:t>
+        <w:br/>
+        <w:t xml:space="preserve">    syncEndTime = currentMillis + SYNC_TIME;</w:t>
+        <w:br/>
+        <w:t xml:space="preserve">    beepState = false;</w:t>
         <w:br/>
         <w:t xml:space="preserve">  }</w:t>
         <w:br/>
-        <w:t xml:space="preserve">  return getRemainder(result, product);</w:t>
         <w:br/>
-        <w:t>}</w:t>
+        <w:t xml:space="preserve">  if (syncActive) {</w:t>
         <w:br/>
+        <w:t xml:space="preserve">    if (currentMillis &gt;= syncEndTime) {</w:t>
         <w:br/>
-        <w:t>export function checkRemainders(x: number, moduli: number[], remainders: number[]): boolean[] {</w:t>
+        <w:t xml:space="preserve">      noTone(BUZZER);</w:t>
         <w:br/>
-        <w:t xml:space="preserve">  return moduli.map((m, i) =&gt; getRemainder(x, m) === getRemainder(remainders[i], m));</w:t>
+        <w:t xml:space="preserve">      syncActive = false;</w:t>
+        <w:br/>
+        <w:t xml:space="preserve">      beepTimer = currentMillis;</w:t>
+        <w:br/>
+        <w:t xml:space="preserve">      beepState = false;</w:t>
+        <w:br/>
+        <w:t xml:space="preserve">      currentBuzzerState = -1;</w:t>
+        <w:br/>
+        <w:t xml:space="preserve">    }</w:t>
+        <w:br/>
+        <w:t xml:space="preserve">    return;</w:t>
+        <w:br/>
+        <w:t xml:space="preserve">  }</w:t>
         <w:br/>
         <w:t>}</w:t>
       </w:r>
@@ -764,7 +893,7 @@
         <w:spacing w:after="80" w:line="276" w:lineRule="auto"/>
       </w:pPr>
       <w:r>
-        <w:t>The Traffic Signal Synchronization System provides an intuitive, practical bridge between abstract number theory and urban infrastructure engineering. By applying the Chinese Remainder Theorem to traffic signals operating on independent cycles (3 min, 5 min, 7 min), the project demonstrates how non-zero remainder offsets determine the exact minute (Minute 23) required to establish a continuous 'Green Wave' for vehicles.</w:t>
+        <w:t>The Traffic Signal Synchronization System provides an intuitive, practical bridge between abstract number theory and urban infrastructure engineering. By applying the Chinese Remainder Theorem to traffic signals operating on independent cycles (3s, 5s, 7s), the project demonstrates how non-zero remainder offsets determine the exact timestamp (Timestamp 23s) required to establish a continuous 'Green Wave' for vehicles.</w:t>
       </w:r>
     </w:p>
     <w:p>
@@ -772,7 +901,7 @@
         <w:spacing w:after="80" w:line="276" w:lineRule="auto"/>
       </w:pPr>
       <w:r>
-        <w:t>Both the physical working model and the interactive web application successfully visualize modular congruences, offering an accessible learning tool that highlights the real-world power of modular arithmetic in signal timing, telecommunications, and digital computing.</w:t>
+        <w:t>Both the physical Arduino Uno hardware prototype and the digital twin web application successfully visualize modular congruences, offering an accessible learning tool that highlights the real-world power of modular arithmetic in signal timing, telecommunications, and digital computing.</w:t>
       </w:r>
     </w:p>
     <w:p>

--- a/docs/Report_Jose_Alex.docx
+++ b/docs/Report_Jose_Alex.docx
@@ -5,14 +5,14 @@
     <w:p>
       <w:pPr>
         <w:pStyle w:val="Heading1"/>
-        <w:spacing w:before="240" w:after="120"/>
+        <w:spacing w:before="280" w:after="120"/>
       </w:pPr>
       <w:r>
         <w:rPr>
-          <w:rFonts w:ascii="Arial" w:hAnsi="Arial"/>
+          <w:rFonts w:ascii="Times New Roman" w:hAnsi="Times New Roman"/>
           <w:b/>
-          <w:color w:val="1A365D"/>
-          <w:sz w:val="36"/>
+          <w:color w:val="0F172A"/>
+          <w:sz w:val="40"/>
         </w:rPr>
         <w:t>MATHEMATICS PROJECT ASSIGNMENT REPORT</w:t>
       </w:r>
@@ -23,11 +23,15 @@
       </w:pPr>
       <w:r>
         <w:rPr>
+          <w:rFonts w:ascii="Times New Roman" w:hAnsi="Times New Roman"/>
           <w:b/>
         </w:rPr>
         <w:t>PROJECT TITLE:</w:t>
       </w:r>
       <w:r>
+        <w:rPr>
+          <w:rFonts w:ascii="Times New Roman" w:hAnsi="Times New Roman"/>
+        </w:rPr>
         <w:t xml:space="preserve"> Traffic Signal Synchronization System Using Chinese Remainder Theorem  </w:t>
       </w:r>
     </w:p>
@@ -37,11 +41,15 @@
       </w:pPr>
       <w:r>
         <w:rPr>
+          <w:rFonts w:ascii="Times New Roman" w:hAnsi="Times New Roman"/>
           <w:b/>
         </w:rPr>
         <w:t>COURSE:</w:t>
       </w:r>
       <w:r>
+        <w:rPr>
+          <w:rFonts w:ascii="Times New Roman" w:hAnsi="Times New Roman"/>
+        </w:rPr>
         <w:t xml:space="preserve"> Number Theory &amp; Discrete Mathematics Application  </w:t>
       </w:r>
     </w:p>
@@ -51,11 +59,15 @@
       </w:pPr>
       <w:r>
         <w:rPr>
+          <w:rFonts w:ascii="Times New Roman" w:hAnsi="Times New Roman"/>
           <w:b/>
         </w:rPr>
         <w:t>CLASS:</w:t>
       </w:r>
       <w:r>
+        <w:rPr>
+          <w:rFonts w:ascii="Times New Roman" w:hAnsi="Times New Roman"/>
+        </w:rPr>
         <w:t xml:space="preserve"> S3 CSE B  </w:t>
       </w:r>
     </w:p>
@@ -65,11 +77,15 @@
       </w:pPr>
       <w:r>
         <w:rPr>
+          <w:rFonts w:ascii="Times New Roman" w:hAnsi="Times New Roman"/>
           <w:b/>
         </w:rPr>
         <w:t>STUDENT NAME:</w:t>
       </w:r>
       <w:r>
+        <w:rPr>
+          <w:rFonts w:ascii="Times New Roman" w:hAnsi="Times New Roman"/>
+        </w:rPr>
         <w:t xml:space="preserve"> Jose Alex  </w:t>
       </w:r>
     </w:p>
@@ -79,11 +95,15 @@
       </w:pPr>
       <w:r>
         <w:rPr>
+          <w:rFonts w:ascii="Times New Roman" w:hAnsi="Times New Roman"/>
           <w:b/>
         </w:rPr>
         <w:t>ROLL NO:</w:t>
       </w:r>
       <w:r>
+        <w:rPr>
+          <w:rFonts w:ascii="Times New Roman" w:hAnsi="Times New Roman"/>
+        </w:rPr>
         <w:t xml:space="preserve"> 55  </w:t>
       </w:r>
     </w:p>
@@ -93,11 +113,15 @@
       </w:pPr>
       <w:r>
         <w:rPr>
+          <w:rFonts w:ascii="Times New Roman" w:hAnsi="Times New Roman"/>
           <w:b/>
         </w:rPr>
         <w:t>ROLE / FUNCTION:</w:t>
       </w:r>
       <w:r>
+        <w:rPr>
+          <w:rFonts w:ascii="Times New Roman" w:hAnsi="Times New Roman"/>
+        </w:rPr>
         <w:t xml:space="preserve"> Mathematical Proofs &amp; Solution Verification  </w:t>
       </w:r>
     </w:p>
@@ -105,20 +129,20 @@
       <w:pPr>
         <w:spacing w:after="120"/>
         <w:pBdr>
-          <w:bottom w:val="single" w:sz="6" w:space="1" w:color="CCCCCC"/>
+          <w:bottom w:val="single" w:sz="6" w:space="1" w:color="CBD5E1"/>
         </w:pBdr>
       </w:pPr>
     </w:p>
     <w:p>
       <w:pPr>
         <w:pStyle w:val="Heading2"/>
-        <w:spacing w:before="200" w:after="80"/>
+        <w:spacing w:before="240" w:after="80"/>
       </w:pPr>
       <w:r>
         <w:rPr>
-          <w:rFonts w:ascii="Arial" w:hAnsi="Arial"/>
+          <w:rFonts w:ascii="Times New Roman" w:hAnsi="Times New Roman"/>
           <w:b/>
-          <w:color w:val="2B6CB0"/>
+          <w:color w:val="1E3A8A"/>
           <w:sz w:val="28"/>
         </w:rPr>
         <w:t>1. ABSTRACT</w:t>
@@ -129,6 +153,9 @@
         <w:spacing w:after="80" w:line="276" w:lineRule="auto"/>
       </w:pPr>
       <w:r>
+        <w:rPr>
+          <w:rFonts w:ascii="Times New Roman" w:hAnsi="Times New Roman"/>
+        </w:rPr>
         <w:t>The Chinese Remainder Theorem (CRT) is a fundamental result in number theory that determines a unique integer solution x for a system of linear congruences with pairwise coprime moduli. While often taught abstractly, CRT has direct applications in urban traffic signal synchronization, digital telecommunications, and parallel computer architectures.</w:t>
       </w:r>
     </w:p>
@@ -137,6 +164,9 @@
         <w:spacing w:after="80" w:line="276" w:lineRule="auto"/>
       </w:pPr>
       <w:r>
+        <w:rPr>
+          <w:rFonts w:ascii="Times New Roman" w:hAnsi="Times New Roman"/>
+        </w:rPr>
         <w:t>This project demonstrates CRT using both a physical working ATmega328P / Arduino Uno traffic signal model and an interactive digital twin web application. By modeling traffic signals as modular timing cycles, the project illustrates how independent light timers (3s, 5s, 7s) align to create a continuous 'Green Wave' for vehicles at Minute 23 (105s master recurrence).</w:t>
       </w:r>
     </w:p>
@@ -144,20 +174,20 @@
       <w:pPr>
         <w:spacing w:after="120"/>
         <w:pBdr>
-          <w:bottom w:val="single" w:sz="6" w:space="1" w:color="CCCCCC"/>
+          <w:bottom w:val="single" w:sz="6" w:space="1" w:color="CBD5E1"/>
         </w:pBdr>
       </w:pPr>
     </w:p>
     <w:p>
       <w:pPr>
         <w:pStyle w:val="Heading2"/>
-        <w:spacing w:before="200" w:after="80"/>
+        <w:spacing w:before="240" w:after="80"/>
       </w:pPr>
       <w:r>
         <w:rPr>
-          <w:rFonts w:ascii="Arial" w:hAnsi="Arial"/>
+          <w:rFonts w:ascii="Times New Roman" w:hAnsi="Times New Roman"/>
           <w:b/>
-          <w:color w:val="2B6CB0"/>
+          <w:color w:val="1E3A8A"/>
           <w:sz w:val="28"/>
         </w:rPr>
         <w:t>2. INTRODUCTION &amp; OBJECTIVES</w:t>
@@ -168,19 +198,22 @@
         <w:spacing w:after="80" w:line="276" w:lineRule="auto"/>
       </w:pPr>
       <w:r>
+        <w:rPr>
+          <w:rFonts w:ascii="Times New Roman" w:hAnsi="Times New Roman"/>
+        </w:rPr>
         <w:t>When traffic signals operate on independent timer cycles along a main avenue, drivers frequently encounter red lights. Traffic engineers solve this by calculating when all signals will simultaneously show green.</w:t>
       </w:r>
     </w:p>
     <w:p>
       <w:pPr>
         <w:pStyle w:val="Heading3"/>
-        <w:spacing w:before="160" w:after="60"/>
+        <w:spacing w:before="200" w:after="60"/>
       </w:pPr>
       <w:r>
         <w:rPr>
-          <w:rFonts w:ascii="Arial" w:hAnsi="Arial"/>
+          <w:rFonts w:ascii="Times New Roman" w:hAnsi="Times New Roman"/>
           <w:b/>
-          <w:color w:val="2D3748"/>
+          <w:color w:val="334155"/>
           <w:sz w:val="24"/>
         </w:rPr>
         <w:t>Project Objectives:</w:t>
@@ -192,6 +225,9 @@
         <w:spacing w:after="60"/>
       </w:pPr>
       <w:r>
+        <w:rPr>
+          <w:rFonts w:ascii="Times New Roman" w:hAnsi="Times New Roman"/>
+        </w:rPr>
         <w:t>To understand the mathematical principles of the Chinese Remainder Theorem (CRT).</w:t>
       </w:r>
     </w:p>
@@ -201,6 +237,9 @@
         <w:spacing w:after="60"/>
       </w:pPr>
       <w:r>
+        <w:rPr>
+          <w:rFonts w:ascii="Times New Roman" w:hAnsi="Times New Roman"/>
+        </w:rPr>
         <w:t>To differentiate between Least Common Multiple (LCM) and CRT when remainder offsets are present.</w:t>
       </w:r>
     </w:p>
@@ -210,6 +249,9 @@
         <w:spacing w:after="60"/>
       </w:pPr>
       <w:r>
+        <w:rPr>
+          <w:rFonts w:ascii="Times New Roman" w:hAnsi="Times New Roman"/>
+        </w:rPr>
         <w:t>To model traffic signal timing cycles (3s, 5s, 7s) as modular congruences.</w:t>
       </w:r>
     </w:p>
@@ -219,6 +261,9 @@
         <w:spacing w:after="60"/>
       </w:pPr>
       <w:r>
+        <w:rPr>
+          <w:rFonts w:ascii="Times New Roman" w:hAnsi="Times New Roman"/>
+        </w:rPr>
         <w:t>To build a physical working model powered by an Arduino Uno / ATmega328P microcontroller.</w:t>
       </w:r>
     </w:p>
@@ -228,6 +273,9 @@
         <w:spacing w:after="60"/>
       </w:pPr>
       <w:r>
+        <w:rPr>
+          <w:rFonts w:ascii="Times New Roman" w:hAnsi="Times New Roman"/>
+        </w:rPr>
         <w:t>To provide clear visual, audio, and waveform telemetry feedback upon signal synchronization.</w:t>
       </w:r>
     </w:p>
@@ -235,20 +283,20 @@
       <w:pPr>
         <w:spacing w:after="120"/>
         <w:pBdr>
-          <w:bottom w:val="single" w:sz="6" w:space="1" w:color="CCCCCC"/>
+          <w:bottom w:val="single" w:sz="6" w:space="1" w:color="CBD5E1"/>
         </w:pBdr>
       </w:pPr>
     </w:p>
     <w:p>
       <w:pPr>
         <w:pStyle w:val="Heading2"/>
-        <w:spacing w:before="200" w:after="80"/>
+        <w:spacing w:before="240" w:after="80"/>
       </w:pPr>
       <w:r>
         <w:rPr>
-          <w:rFonts w:ascii="Arial" w:hAnsi="Arial"/>
+          <w:rFonts w:ascii="Times New Roman" w:hAnsi="Times New Roman"/>
           <w:b/>
-          <w:color w:val="2B6CB0"/>
+          <w:color w:val="1E3A8A"/>
           <w:sz w:val="28"/>
         </w:rPr>
         <w:t>3. MATHEMATICAL FORMULATION (CRT vs. LCM)</w:t>
@@ -257,13 +305,13 @@
     <w:p>
       <w:pPr>
         <w:pStyle w:val="Heading3"/>
-        <w:spacing w:before="160" w:after="60"/>
+        <w:spacing w:before="200" w:after="60"/>
       </w:pPr>
       <w:r>
         <w:rPr>
-          <w:rFonts w:ascii="Arial" w:hAnsi="Arial"/>
+          <w:rFonts w:ascii="Times New Roman" w:hAnsi="Times New Roman"/>
           <w:b/>
-          <w:color w:val="2D3748"/>
+          <w:color w:val="334155"/>
           <w:sz w:val="24"/>
         </w:rPr>
         <w:t>3.1 The Traffic Signal Equations</w:t>
@@ -274,6 +322,9 @@
         <w:spacing w:after="80" w:line="276" w:lineRule="auto"/>
       </w:pPr>
       <w:r>
+        <w:rPr>
+          <w:rFonts w:ascii="Times New Roman" w:hAnsi="Times New Roman"/>
+        </w:rPr>
         <w:t>Suppose three traffic signals have cycle lengths of 3, 5, and 7 seconds respectively:</w:t>
       </w:r>
     </w:p>
@@ -283,6 +334,9 @@
         <w:spacing w:after="60"/>
       </w:pPr>
       <w:r>
+        <w:rPr>
+          <w:rFonts w:ascii="Times New Roman" w:hAnsi="Times New Roman"/>
+        </w:rPr>
         <w:t>Signal 1: x ≡ 2 (mod 3)   (green 2 seconds ago)</w:t>
       </w:r>
     </w:p>
@@ -292,6 +346,9 @@
         <w:spacing w:after="60"/>
       </w:pPr>
       <w:r>
+        <w:rPr>
+          <w:rFonts w:ascii="Times New Roman" w:hAnsi="Times New Roman"/>
+        </w:rPr>
         <w:t>Signal 2: x ≡ 3 (mod 5)   (green 3 seconds ago)</w:t>
       </w:r>
     </w:p>
@@ -301,19 +358,22 @@
         <w:spacing w:after="60"/>
       </w:pPr>
       <w:r>
+        <w:rPr>
+          <w:rFonts w:ascii="Times New Roman" w:hAnsi="Times New Roman"/>
+        </w:rPr>
         <w:t>Signal 3: x ≡ 2 (mod 7)   (green 2 seconds ago)</w:t>
       </w:r>
     </w:p>
     <w:p>
       <w:pPr>
         <w:pStyle w:val="Heading3"/>
-        <w:spacing w:before="160" w:after="60"/>
+        <w:spacing w:before="200" w:after="60"/>
       </w:pPr>
       <w:r>
         <w:rPr>
-          <w:rFonts w:ascii="Arial" w:hAnsi="Arial"/>
+          <w:rFonts w:ascii="Times New Roman" w:hAnsi="Times New Roman"/>
           <w:b/>
-          <w:color w:val="2D3748"/>
+          <w:color w:val="334155"/>
           <w:sz w:val="24"/>
         </w:rPr>
         <w:t>3.2 Why Simple LCM Cannot Solve This Problem</w:t>
@@ -325,6 +385,9 @@
         <w:spacing w:after="60"/>
       </w:pPr>
       <w:r>
+        <w:rPr>
+          <w:rFonts w:ascii="Times New Roman" w:hAnsi="Times New Roman"/>
+        </w:rPr>
         <w:t>LCM: Used only when all signals start at Minute 0 with zero remainder offset (x ≡ 0).</w:t>
       </w:r>
     </w:p>
@@ -334,19 +397,22 @@
         <w:spacing w:after="60"/>
       </w:pPr>
       <w:r>
+        <w:rPr>
+          <w:rFonts w:ascii="Times New Roman" w:hAnsi="Times New Roman"/>
+        </w:rPr>
         <w:t>CRT: Required when remainder offsets (2, 3, 2) are distinct and non-zero.</w:t>
       </w:r>
     </w:p>
     <w:p>
       <w:pPr>
         <w:pStyle w:val="Heading3"/>
-        <w:spacing w:before="160" w:after="60"/>
+        <w:spacing w:before="200" w:after="60"/>
       </w:pPr>
       <w:r>
         <w:rPr>
-          <w:rFonts w:ascii="Arial" w:hAnsi="Arial"/>
+          <w:rFonts w:ascii="Times New Roman" w:hAnsi="Times New Roman"/>
           <w:b/>
-          <w:color w:val="2D3748"/>
+          <w:color w:val="334155"/>
           <w:sz w:val="24"/>
         </w:rPr>
         <w:t>3.3 CRT Solution Procedure</w:t>
@@ -358,6 +424,9 @@
         <w:spacing w:after="60"/>
       </w:pPr>
       <w:r>
+        <w:rPr>
+          <w:rFonts w:ascii="Times New Roman" w:hAnsi="Times New Roman"/>
+        </w:rPr>
         <w:t>Total Product: M = 3 × 5 × 7 = 105.</w:t>
       </w:r>
     </w:p>
@@ -367,6 +436,9 @@
         <w:spacing w:after="60"/>
       </w:pPr>
       <w:r>
+        <w:rPr>
+          <w:rFonts w:ascii="Times New Roman" w:hAnsi="Times New Roman"/>
+        </w:rPr>
         <w:t>Partial Products: M1 = 35, M2 = 21, M3 = 15.</w:t>
       </w:r>
     </w:p>
@@ -376,6 +448,9 @@
         <w:spacing w:after="60"/>
       </w:pPr>
       <w:r>
+        <w:rPr>
+          <w:rFonts w:ascii="Times New Roman" w:hAnsi="Times New Roman"/>
+        </w:rPr>
         <w:t>Modular Inverses:</w:t>
       </w:r>
     </w:p>
@@ -384,15 +459,22 @@
         <w:spacing w:after="80" w:line="276" w:lineRule="auto"/>
       </w:pPr>
       <w:r>
+        <w:rPr>
+          <w:rFonts w:ascii="Times New Roman" w:hAnsi="Times New Roman"/>
+        </w:rPr>
         <w:t xml:space="preserve">   • 35 </w:t>
       </w:r>
       <w:r>
         <w:rPr>
+          <w:rFonts w:ascii="Times New Roman" w:hAnsi="Times New Roman"/>
           <w:i/>
         </w:rPr>
         <w:t xml:space="preserve"> y1 ≡ 1 (mod 3) ⇒ 2 </w:t>
       </w:r>
       <w:r>
+        <w:rPr>
+          <w:rFonts w:ascii="Times New Roman" w:hAnsi="Times New Roman"/>
+        </w:rPr>
         <w:t xml:space="preserve"> y1 ≡ 1 (mod 3) ⇒ y1 = 2</w:t>
       </w:r>
     </w:p>
@@ -401,15 +483,22 @@
         <w:spacing w:after="80" w:line="276" w:lineRule="auto"/>
       </w:pPr>
       <w:r>
+        <w:rPr>
+          <w:rFonts w:ascii="Times New Roman" w:hAnsi="Times New Roman"/>
+        </w:rPr>
         <w:t xml:space="preserve">   • 21 </w:t>
       </w:r>
       <w:r>
         <w:rPr>
+          <w:rFonts w:ascii="Times New Roman" w:hAnsi="Times New Roman"/>
           <w:i/>
         </w:rPr>
         <w:t xml:space="preserve"> y2 ≡ 1 (mod 5) ⇒ 1 </w:t>
       </w:r>
       <w:r>
+        <w:rPr>
+          <w:rFonts w:ascii="Times New Roman" w:hAnsi="Times New Roman"/>
+        </w:rPr>
         <w:t xml:space="preserve"> y2 ≡ 1 (mod 5) ⇒ y2 = 1</w:t>
       </w:r>
     </w:p>
@@ -418,15 +507,22 @@
         <w:spacing w:after="80" w:line="276" w:lineRule="auto"/>
       </w:pPr>
       <w:r>
+        <w:rPr>
+          <w:rFonts w:ascii="Times New Roman" w:hAnsi="Times New Roman"/>
+        </w:rPr>
         <w:t xml:space="preserve">   • 15 </w:t>
       </w:r>
       <w:r>
         <w:rPr>
+          <w:rFonts w:ascii="Times New Roman" w:hAnsi="Times New Roman"/>
           <w:i/>
         </w:rPr>
         <w:t xml:space="preserve"> y3 ≡ 1 (mod 7) ⇒ 1 </w:t>
       </w:r>
       <w:r>
+        <w:rPr>
+          <w:rFonts w:ascii="Times New Roman" w:hAnsi="Times New Roman"/>
+        </w:rPr>
         <w:t xml:space="preserve"> y3 ≡ 1 (mod 7) ⇒ y3 = 1</w:t>
       </w:r>
     </w:p>
@@ -436,6 +532,9 @@
         <w:spacing w:after="60"/>
       </w:pPr>
       <w:r>
+        <w:rPr>
+          <w:rFonts w:ascii="Times New Roman" w:hAnsi="Times New Roman"/>
+        </w:rPr>
         <w:t>Compute x:</w:t>
       </w:r>
     </w:p>
@@ -444,6 +543,9 @@
         <w:spacing w:after="80" w:line="276" w:lineRule="auto"/>
       </w:pPr>
       <w:r>
+        <w:rPr>
+          <w:rFonts w:ascii="Times New Roman" w:hAnsi="Times New Roman"/>
+        </w:rPr>
         <w:t xml:space="preserve">   • x = (2 × 35 × 2) + (3 × 21 × 1) + (2 × 15 × 1)</w:t>
       </w:r>
     </w:p>
@@ -452,6 +554,9 @@
         <w:spacing w:after="80" w:line="276" w:lineRule="auto"/>
       </w:pPr>
       <w:r>
+        <w:rPr>
+          <w:rFonts w:ascii="Times New Roman" w:hAnsi="Times New Roman"/>
+        </w:rPr>
         <w:t xml:space="preserve">   • x = 140 + 63 + 30 = 233</w:t>
       </w:r>
     </w:p>
@@ -460,6 +565,9 @@
         <w:spacing w:after="80" w:line="276" w:lineRule="auto"/>
       </w:pPr>
       <w:r>
+        <w:rPr>
+          <w:rFonts w:ascii="Times New Roman" w:hAnsi="Times New Roman"/>
+        </w:rPr>
         <w:t xml:space="preserve">   • x ≡ 233 (mod 105) ≡ 23 (mod 105)</w:t>
       </w:r>
     </w:p>
@@ -468,6 +576,9 @@
         <w:spacing w:after="80" w:line="276" w:lineRule="auto"/>
       </w:pPr>
       <w:r>
+        <w:rPr>
+          <w:rFonts w:ascii="Times New Roman" w:hAnsi="Times New Roman"/>
+        </w:rPr>
         <w:t>The unique green-wave solution within [0, 104] is Timestamp 23s.</w:t>
       </w:r>
     </w:p>
@@ -475,20 +586,20 @@
       <w:pPr>
         <w:spacing w:after="120"/>
         <w:pBdr>
-          <w:bottom w:val="single" w:sz="6" w:space="1" w:color="CCCCCC"/>
+          <w:bottom w:val="single" w:sz="6" w:space="1" w:color="CBD5E1"/>
         </w:pBdr>
       </w:pPr>
     </w:p>
     <w:p>
       <w:pPr>
         <w:pStyle w:val="Heading2"/>
-        <w:spacing w:before="200" w:after="80"/>
+        <w:spacing w:before="240" w:after="80"/>
       </w:pPr>
       <w:r>
         <w:rPr>
-          <w:rFonts w:ascii="Arial" w:hAnsi="Arial"/>
+          <w:rFonts w:ascii="Times New Roman" w:hAnsi="Times New Roman"/>
           <w:b/>
-          <w:color w:val="2B6CB0"/>
+          <w:color w:val="1E3A8A"/>
           <w:sz w:val="28"/>
         </w:rPr>
         <w:t>4. PHYSICAL HARDWARE &amp; DIGITAL TWIN IMPLEMENTATION</w:t>
@@ -499,6 +610,9 @@
         <w:spacing w:after="80" w:line="276" w:lineRule="auto"/>
       </w:pPr>
       <w:r>
+        <w:rPr>
+          <w:rFonts w:ascii="Times New Roman" w:hAnsi="Times New Roman"/>
+        </w:rPr>
         <w:t>The hardware prototype is driven by an ATmega328P (Arduino Uno) microcontroller controlling a 3-intersection LED traffic array and piezo buzzer.</w:t>
       </w:r>
     </w:p>
@@ -585,13 +699,13 @@
     <w:p>
       <w:pPr>
         <w:pStyle w:val="Heading3"/>
-        <w:spacing w:before="160" w:after="60"/>
+        <w:spacing w:before="200" w:after="60"/>
       </w:pPr>
       <w:r>
         <w:rPr>
-          <w:rFonts w:ascii="Arial" w:hAnsi="Arial"/>
+          <w:rFonts w:ascii="Times New Roman" w:hAnsi="Times New Roman"/>
           <w:b/>
-          <w:color w:val="2D3748"/>
+          <w:color w:val="334155"/>
           <w:sz w:val="24"/>
         </w:rPr>
         <w:t>Interactive Hardware &amp; Digital Twin Controls:</w:t>
@@ -603,6 +717,9 @@
         <w:spacing w:after="60"/>
       </w:pPr>
       <w:r>
+        <w:rPr>
+          <w:rFonts w:ascii="Times New Roman" w:hAnsi="Times New Roman"/>
+        </w:rPr>
         <w:t>Live Signal Array (SIG A 3.0s, SIG B 5.0s, SIG C 7.0s): Monitors real-time LED states across intersections.</w:t>
       </w:r>
     </w:p>
@@ -612,6 +729,9 @@
         <w:spacing w:after="60"/>
       </w:pPr>
       <w:r>
+        <w:rPr>
+          <w:rFonts w:ascii="Times New Roman" w:hAnsi="Times New Roman"/>
+        </w:rPr>
         <w:t>CRT Telemetry Engine (105s Recurrence): Tracks clock progress, hyperperiod LCM (105.00s), and recurrence index.</w:t>
       </w:r>
     </w:p>
@@ -621,6 +741,9 @@
         <w:spacing w:after="60"/>
       </w:pPr>
       <w:r>
+        <w:rPr>
+          <w:rFonts w:ascii="Times New Roman" w:hAnsi="Times New Roman"/>
+        </w:rPr>
         <w:t>Multi-Channel Phase Waveform: Displays white cursor sweep across the 105s hyperperiod with cyan alignment markers.</w:t>
       </w:r>
     </w:p>
@@ -630,6 +753,9 @@
         <w:spacing w:after="60"/>
       </w:pPr>
       <w:r>
+        <w:rPr>
+          <w:rFonts w:ascii="Times New Roman" w:hAnsi="Times New Roman"/>
+        </w:rPr>
         <w:t>CRT Remainder State Seeker: Solves for timestamp t dynamically for any requested signal state combination.</w:t>
       </w:r>
     </w:p>
@@ -637,20 +763,20 @@
       <w:pPr>
         <w:spacing w:after="120"/>
         <w:pBdr>
-          <w:bottom w:val="single" w:sz="6" w:space="1" w:color="CCCCCC"/>
+          <w:bottom w:val="single" w:sz="6" w:space="1" w:color="CBD5E1"/>
         </w:pBdr>
       </w:pPr>
     </w:p>
     <w:p>
       <w:pPr>
         <w:pStyle w:val="Heading2"/>
-        <w:spacing w:before="200" w:after="80"/>
+        <w:spacing w:before="240" w:after="80"/>
       </w:pPr>
       <w:r>
         <w:rPr>
-          <w:rFonts w:ascii="Arial" w:hAnsi="Arial"/>
+          <w:rFonts w:ascii="Times New Roman" w:hAnsi="Times New Roman"/>
           <w:b/>
-          <w:color w:val="2B6CB0"/>
+          <w:color w:val="1E3A8A"/>
           <w:sz w:val="28"/>
         </w:rPr>
         <w:t>5. HARDWARE SOURCE CODE (ARDUINO UNO FIRMWARE - C++)</w:t>
@@ -661,17 +787,23 @@
         <w:spacing w:after="80" w:line="276" w:lineRule="auto"/>
       </w:pPr>
       <w:r>
+        <w:rPr>
+          <w:rFonts w:ascii="Times New Roman" w:hAnsi="Times New Roman"/>
+        </w:rPr>
         <w:t>The following complete C++ firmware source code (</w:t>
       </w:r>
       <w:r>
         <w:rPr>
-          <w:rFonts w:ascii="Courier New" w:hAnsi="Courier New"/>
-          <w:color w:val="C53030"/>
+          <w:rFonts w:ascii="Consolas" w:hAnsi="Consolas"/>
+          <w:color w:val="B91C1C"/>
           <w:sz w:val="19"/>
         </w:rPr>
         <w:t>arduino/traffic_light_controller.ino</w:t>
       </w:r>
       <w:r>
+        <w:rPr>
+          <w:rFonts w:ascii="Times New Roman" w:hAnsi="Times New Roman"/>
+        </w:rPr>
         <w:t>) is executed directly on the Arduino Uno microcontroller to drive the physical traffic light hardware:</w:t>
       </w:r>
     </w:p>
@@ -682,8 +814,8 @@
       </w:pPr>
       <w:r>
         <w:rPr>
-          <w:rFonts w:ascii="Courier New" w:hAnsi="Courier New"/>
-          <w:color w:val="222222"/>
+          <w:rFonts w:ascii="Consolas" w:hAnsi="Consolas"/>
+          <w:color w:val="1E293B"/>
           <w:sz w:val="19"/>
         </w:rPr>
         <w:t>// Arduino Uno / ATmega328P Physical Traffic Light Controller</w:t>
@@ -869,20 +1001,20 @@
       <w:pPr>
         <w:spacing w:after="120"/>
         <w:pBdr>
-          <w:bottom w:val="single" w:sz="6" w:space="1" w:color="CCCCCC"/>
+          <w:bottom w:val="single" w:sz="6" w:space="1" w:color="CBD5E1"/>
         </w:pBdr>
       </w:pPr>
     </w:p>
     <w:p>
       <w:pPr>
         <w:pStyle w:val="Heading2"/>
-        <w:spacing w:before="200" w:after="80"/>
+        <w:spacing w:before="240" w:after="80"/>
       </w:pPr>
       <w:r>
         <w:rPr>
-          <w:rFonts w:ascii="Arial" w:hAnsi="Arial"/>
+          <w:rFonts w:ascii="Times New Roman" w:hAnsi="Times New Roman"/>
           <w:b/>
-          <w:color w:val="2B6CB0"/>
+          <w:color w:val="1E3A8A"/>
           <w:sz w:val="28"/>
         </w:rPr>
         <w:t>6. CONCLUSION</w:t>
@@ -893,6 +1025,9 @@
         <w:spacing w:after="80" w:line="276" w:lineRule="auto"/>
       </w:pPr>
       <w:r>
+        <w:rPr>
+          <w:rFonts w:ascii="Times New Roman" w:hAnsi="Times New Roman"/>
+        </w:rPr>
         <w:t>The Traffic Signal Synchronization System provides an intuitive, practical bridge between abstract number theory and urban infrastructure engineering. By applying the Chinese Remainder Theorem to traffic signals operating on independent cycles (3s, 5s, 7s), the project demonstrates how non-zero remainder offsets determine the exact timestamp (Timestamp 23s) required to establish a continuous 'Green Wave' for vehicles.</w:t>
       </w:r>
     </w:p>
@@ -901,6 +1036,9 @@
         <w:spacing w:after="80" w:line="276" w:lineRule="auto"/>
       </w:pPr>
       <w:r>
+        <w:rPr>
+          <w:rFonts w:ascii="Times New Roman" w:hAnsi="Times New Roman"/>
+        </w:rPr>
         <w:t>Both the physical Arduino Uno hardware prototype and the digital twin web application successfully visualize modular congruences, offering an accessible learning tool that highlights the real-world power of modular arithmetic in signal timing, telecommunications, and digital computing.</w:t>
       </w:r>
     </w:p>
@@ -908,20 +1046,20 @@
       <w:pPr>
         <w:spacing w:after="120"/>
         <w:pBdr>
-          <w:bottom w:val="single" w:sz="6" w:space="1" w:color="CCCCCC"/>
+          <w:bottom w:val="single" w:sz="6" w:space="1" w:color="CBD5E1"/>
         </w:pBdr>
       </w:pPr>
     </w:p>
     <w:p>
       <w:pPr>
         <w:pStyle w:val="Heading2"/>
-        <w:spacing w:before="200" w:after="80"/>
+        <w:spacing w:before="240" w:after="80"/>
       </w:pPr>
       <w:r>
         <w:rPr>
-          <w:rFonts w:ascii="Arial" w:hAnsi="Arial"/>
+          <w:rFonts w:ascii="Times New Roman" w:hAnsi="Times New Roman"/>
           <w:b/>
-          <w:color w:val="2B6CB0"/>
+          <w:color w:val="1E3A8A"/>
           <w:sz w:val="28"/>
         </w:rPr>
         <w:t>7. INDIVIDUAL CONTRIBUTION</w:t>
@@ -933,11 +1071,15 @@
       </w:pPr>
       <w:r>
         <w:rPr>
+          <w:rFonts w:ascii="Times New Roman" w:hAnsi="Times New Roman"/>
           <w:b/>
         </w:rPr>
         <w:t>Name:</w:t>
       </w:r>
       <w:r>
+        <w:rPr>
+          <w:rFonts w:ascii="Times New Roman" w:hAnsi="Times New Roman"/>
+        </w:rPr>
         <w:t xml:space="preserve"> Jose Alex  </w:t>
       </w:r>
     </w:p>
@@ -947,11 +1089,15 @@
       </w:pPr>
       <w:r>
         <w:rPr>
+          <w:rFonts w:ascii="Times New Roman" w:hAnsi="Times New Roman"/>
           <w:b/>
         </w:rPr>
         <w:t>Class:</w:t>
       </w:r>
       <w:r>
+        <w:rPr>
+          <w:rFonts w:ascii="Times New Roman" w:hAnsi="Times New Roman"/>
+        </w:rPr>
         <w:t xml:space="preserve"> S3 CSE B  </w:t>
       </w:r>
     </w:p>
@@ -961,11 +1107,15 @@
       </w:pPr>
       <w:r>
         <w:rPr>
+          <w:rFonts w:ascii="Times New Roman" w:hAnsi="Times New Roman"/>
           <w:b/>
         </w:rPr>
         <w:t>Roll No:</w:t>
       </w:r>
       <w:r>
+        <w:rPr>
+          <w:rFonts w:ascii="Times New Roman" w:hAnsi="Times New Roman"/>
+        </w:rPr>
         <w:t xml:space="preserve"> 55  </w:t>
       </w:r>
     </w:p>
@@ -975,24 +1125,28 @@
       </w:pPr>
       <w:r>
         <w:rPr>
+          <w:rFonts w:ascii="Times New Roman" w:hAnsi="Times New Roman"/>
           <w:b/>
         </w:rPr>
         <w:t>Role:</w:t>
       </w:r>
       <w:r>
+        <w:rPr>
+          <w:rFonts w:ascii="Times New Roman" w:hAnsi="Times New Roman"/>
+        </w:rPr>
         <w:t xml:space="preserve"> Mathematical Proofs &amp; Solution Verification  </w:t>
       </w:r>
     </w:p>
     <w:p>
       <w:pPr>
         <w:pStyle w:val="Heading3"/>
-        <w:spacing w:before="160" w:after="60"/>
+        <w:spacing w:before="200" w:after="60"/>
       </w:pPr>
       <w:r>
         <w:rPr>
-          <w:rFonts w:ascii="Arial" w:hAnsi="Arial"/>
+          <w:rFonts w:ascii="Times New Roman" w:hAnsi="Times New Roman"/>
           <w:b/>
-          <w:color w:val="2D3748"/>
+          <w:color w:val="334155"/>
           <w:sz w:val="24"/>
         </w:rPr>
         <w:t>Contribution Summary:</w:t>
@@ -1003,12 +1157,15 @@
         <w:spacing w:after="80" w:line="276" w:lineRule="auto"/>
       </w:pPr>
       <w:r>
+        <w:rPr>
+          <w:rFonts w:ascii="Times New Roman" w:hAnsi="Times New Roman"/>
+        </w:rPr>
         <w:t>I investigated Chinese Remainder Theorem proofs, verifying solution uniqueness within the range [0, 104]. I tested edge-case remainder combinations to ensure mathematical accuracy across all puzzle configurations.</w:t>
       </w:r>
     </w:p>
     <w:sectPr>
       <w:pgSz w:w="12240" w:h="15840"/>
-      <w:pgMar w:top="1152" w:right="1152" w:bottom="1152" w:left="1152" w:header="720" w:footer="720" w:gutter="0"/>
+      <w:pgMar w:top="1224" w:right="1224" w:bottom="1224" w:left="1224" w:header="720" w:footer="720" w:gutter="0"/>
       <w:cols w:space="720"/>
       <w:docGrid w:linePitch="360"/>
     </w:sectPr>

--- a/docs/Report_Jose_Alex.docx
+++ b/docs/Report_Jose_Alex.docx
@@ -624,7 +624,7 @@
       <w:r>
         <w:drawing>
           <wp:inline xmlns:a="http://schemas.openxmlformats.org/drawingml/2006/main" xmlns:pic="http://schemas.openxmlformats.org/drawingml/2006/picture">
-            <wp:extent cx="5303520" cy="4221063"/>
+            <wp:extent cx="5486400" cy="4366617"/>
             <wp:docPr id="1" name="Picture 1"/>
             <wp:cNvGraphicFramePr>
               <a:graphicFrameLocks noChangeAspect="1"/>
@@ -645,7 +645,7 @@
                   <pic:spPr>
                     <a:xfrm>
                       <a:off x="0" y="0"/>
-                      <a:ext cx="5303520" cy="4221063"/>
+                      <a:ext cx="5486400" cy="4366617"/>
                     </a:xfrm>
                     <a:prstGeom prst="rect"/>
                   </pic:spPr>
@@ -664,7 +664,7 @@
       <w:r>
         <w:drawing>
           <wp:inline xmlns:a="http://schemas.openxmlformats.org/drawingml/2006/main" xmlns:pic="http://schemas.openxmlformats.org/drawingml/2006/picture">
-            <wp:extent cx="5303520" cy="3677245"/>
+            <wp:extent cx="5486400" cy="3804047"/>
             <wp:docPr id="2" name="Picture 2"/>
             <wp:cNvGraphicFramePr>
               <a:graphicFrameLocks noChangeAspect="1"/>
@@ -685,7 +685,7 @@
                   <pic:spPr>
                     <a:xfrm>
                       <a:off x="0" y="0"/>
-                      <a:ext cx="5303520" cy="3677245"/>
+                      <a:ext cx="5486400" cy="3804047"/>
                     </a:xfrm>
                     <a:prstGeom prst="rect"/>
                   </pic:spPr>

--- a/docs/Report_Jose_Alex.docx
+++ b/docs/Report_Jose_Alex.docx
@@ -5,14 +5,15 @@
     <w:p>
       <w:pPr>
         <w:pStyle w:val="Heading1"/>
-        <w:spacing w:before="280" w:after="120"/>
+        <w:keepNext/>
+        <w:spacing w:before="240" w:after="120"/>
       </w:pPr>
       <w:r>
         <w:rPr>
           <w:rFonts w:ascii="Times New Roman" w:hAnsi="Times New Roman"/>
           <w:b/>
           <w:color w:val="0F172A"/>
-          <w:sz w:val="40"/>
+          <w:sz w:val="38"/>
         </w:rPr>
         <w:t>MATHEMATICS PROJECT ASSIGNMENT REPORT</w:t>
       </w:r>
@@ -136,14 +137,15 @@
     <w:p>
       <w:pPr>
         <w:pStyle w:val="Heading2"/>
-        <w:spacing w:before="240" w:after="80"/>
+        <w:keepNext/>
+        <w:spacing w:before="200" w:after="80"/>
       </w:pPr>
       <w:r>
         <w:rPr>
           <w:rFonts w:ascii="Times New Roman" w:hAnsi="Times New Roman"/>
           <w:b/>
           <w:color w:val="1E3A8A"/>
-          <w:sz w:val="28"/>
+          <w:sz w:val="27"/>
         </w:rPr>
         <w:t>1. ABSTRACT</w:t>
       </w:r>
@@ -181,14 +183,15 @@
     <w:p>
       <w:pPr>
         <w:pStyle w:val="Heading2"/>
-        <w:spacing w:before="240" w:after="80"/>
+        <w:keepNext/>
+        <w:spacing w:before="200" w:after="80"/>
       </w:pPr>
       <w:r>
         <w:rPr>
           <w:rFonts w:ascii="Times New Roman" w:hAnsi="Times New Roman"/>
           <w:b/>
           <w:color w:val="1E3A8A"/>
-          <w:sz w:val="28"/>
+          <w:sz w:val="27"/>
         </w:rPr>
         <w:t>2. INTRODUCTION &amp; OBJECTIVES</w:t>
       </w:r>
@@ -207,14 +210,15 @@
     <w:p>
       <w:pPr>
         <w:pStyle w:val="Heading3"/>
-        <w:spacing w:before="200" w:after="60"/>
+        <w:keepNext/>
+        <w:spacing w:before="160" w:after="60"/>
       </w:pPr>
       <w:r>
         <w:rPr>
           <w:rFonts w:ascii="Times New Roman" w:hAnsi="Times New Roman"/>
           <w:b/>
           <w:color w:val="334155"/>
-          <w:sz w:val="24"/>
+          <w:sz w:val="23"/>
         </w:rPr>
         <w:t>Project Objectives:</w:t>
       </w:r>
@@ -290,14 +294,15 @@
     <w:p>
       <w:pPr>
         <w:pStyle w:val="Heading2"/>
-        <w:spacing w:before="240" w:after="80"/>
+        <w:keepNext/>
+        <w:spacing w:before="200" w:after="80"/>
       </w:pPr>
       <w:r>
         <w:rPr>
           <w:rFonts w:ascii="Times New Roman" w:hAnsi="Times New Roman"/>
           <w:b/>
           <w:color w:val="1E3A8A"/>
-          <w:sz w:val="28"/>
+          <w:sz w:val="27"/>
         </w:rPr>
         <w:t>3. MATHEMATICAL FORMULATION (CRT vs. LCM)</w:t>
       </w:r>
@@ -305,14 +310,15 @@
     <w:p>
       <w:pPr>
         <w:pStyle w:val="Heading3"/>
-        <w:spacing w:before="200" w:after="60"/>
+        <w:keepNext/>
+        <w:spacing w:before="160" w:after="60"/>
       </w:pPr>
       <w:r>
         <w:rPr>
           <w:rFonts w:ascii="Times New Roman" w:hAnsi="Times New Roman"/>
           <w:b/>
           <w:color w:val="334155"/>
-          <w:sz w:val="24"/>
+          <w:sz w:val="23"/>
         </w:rPr>
         <w:t>3.1 The Traffic Signal Equations</w:t>
       </w:r>
@@ -367,14 +373,15 @@
     <w:p>
       <w:pPr>
         <w:pStyle w:val="Heading3"/>
-        <w:spacing w:before="200" w:after="60"/>
+        <w:keepNext/>
+        <w:spacing w:before="160" w:after="60"/>
       </w:pPr>
       <w:r>
         <w:rPr>
           <w:rFonts w:ascii="Times New Roman" w:hAnsi="Times New Roman"/>
           <w:b/>
           <w:color w:val="334155"/>
-          <w:sz w:val="24"/>
+          <w:sz w:val="23"/>
         </w:rPr>
         <w:t>3.2 Why Simple LCM Cannot Solve This Problem</w:t>
       </w:r>
@@ -406,14 +413,15 @@
     <w:p>
       <w:pPr>
         <w:pStyle w:val="Heading3"/>
-        <w:spacing w:before="200" w:after="60"/>
+        <w:keepNext/>
+        <w:spacing w:before="160" w:after="60"/>
       </w:pPr>
       <w:r>
         <w:rPr>
           <w:rFonts w:ascii="Times New Roman" w:hAnsi="Times New Roman"/>
           <w:b/>
           <w:color w:val="334155"/>
-          <w:sz w:val="24"/>
+          <w:sz w:val="23"/>
         </w:rPr>
         <w:t>3.3 CRT Solution Procedure</w:t>
       </w:r>
@@ -593,14 +601,15 @@
     <w:p>
       <w:pPr>
         <w:pStyle w:val="Heading2"/>
-        <w:spacing w:before="240" w:after="80"/>
+        <w:keepNext/>
+        <w:spacing w:before="200" w:after="80"/>
       </w:pPr>
       <w:r>
         <w:rPr>
           <w:rFonts w:ascii="Times New Roman" w:hAnsi="Times New Roman"/>
           <w:b/>
           <w:color w:val="1E3A8A"/>
-          <w:sz w:val="28"/>
+          <w:sz w:val="27"/>
         </w:rPr>
         <w:t>4. PHYSICAL HARDWARE &amp; DIGITAL TWIN IMPLEMENTATION</w:t>
       </w:r>
@@ -618,13 +627,14 @@
     </w:p>
     <w:p>
       <w:pPr>
-        <w:spacing w:before="120" w:after="120"/>
+        <w:keepNext/>
+        <w:spacing w:before="80" w:after="80"/>
         <w:jc w:val="center"/>
       </w:pPr>
       <w:r>
         <w:drawing>
           <wp:inline xmlns:a="http://schemas.openxmlformats.org/drawingml/2006/main" xmlns:pic="http://schemas.openxmlformats.org/drawingml/2006/picture">
-            <wp:extent cx="5486400" cy="4366617"/>
+            <wp:extent cx="5029200" cy="4002732"/>
             <wp:docPr id="1" name="Picture 1"/>
             <wp:cNvGraphicFramePr>
               <a:graphicFrameLocks noChangeAspect="1"/>
@@ -645,7 +655,7 @@
                   <pic:spPr>
                     <a:xfrm>
                       <a:off x="0" y="0"/>
-                      <a:ext cx="5486400" cy="4366617"/>
+                      <a:ext cx="5029200" cy="4002732"/>
                     </a:xfrm>
                     <a:prstGeom prst="rect"/>
                   </pic:spPr>
@@ -658,13 +668,14 @@
     </w:p>
     <w:p>
       <w:pPr>
-        <w:spacing w:before="120" w:after="120"/>
+        <w:keepNext/>
+        <w:spacing w:before="80" w:after="80"/>
         <w:jc w:val="center"/>
       </w:pPr>
       <w:r>
         <w:drawing>
           <wp:inline xmlns:a="http://schemas.openxmlformats.org/drawingml/2006/main" xmlns:pic="http://schemas.openxmlformats.org/drawingml/2006/picture">
-            <wp:extent cx="5486400" cy="3804047"/>
+            <wp:extent cx="5029200" cy="3487043"/>
             <wp:docPr id="2" name="Picture 2"/>
             <wp:cNvGraphicFramePr>
               <a:graphicFrameLocks noChangeAspect="1"/>
@@ -685,7 +696,7 @@
                   <pic:spPr>
                     <a:xfrm>
                       <a:off x="0" y="0"/>
-                      <a:ext cx="5486400" cy="3804047"/>
+                      <a:ext cx="5029200" cy="3487043"/>
                     </a:xfrm>
                     <a:prstGeom prst="rect"/>
                   </pic:spPr>
@@ -699,14 +710,15 @@
     <w:p>
       <w:pPr>
         <w:pStyle w:val="Heading3"/>
-        <w:spacing w:before="200" w:after="60"/>
+        <w:keepNext/>
+        <w:spacing w:before="160" w:after="60"/>
       </w:pPr>
       <w:r>
         <w:rPr>
           <w:rFonts w:ascii="Times New Roman" w:hAnsi="Times New Roman"/>
           <w:b/>
           <w:color w:val="334155"/>
-          <w:sz w:val="24"/>
+          <w:sz w:val="23"/>
         </w:rPr>
         <w:t>Interactive Hardware &amp; Digital Twin Controls:</w:t>
       </w:r>
@@ -770,14 +782,15 @@
     <w:p>
       <w:pPr>
         <w:pStyle w:val="Heading2"/>
-        <w:spacing w:before="240" w:after="80"/>
+        <w:keepNext/>
+        <w:spacing w:before="200" w:after="80"/>
       </w:pPr>
       <w:r>
         <w:rPr>
           <w:rFonts w:ascii="Times New Roman" w:hAnsi="Times New Roman"/>
           <w:b/>
           <w:color w:val="1E3A8A"/>
-          <w:sz w:val="28"/>
+          <w:sz w:val="27"/>
         </w:rPr>
         <w:t>5. HARDWARE SOURCE CODE (ARDUINO UNO FIRMWARE - C++)</w:t>
       </w:r>
@@ -796,7 +809,7 @@
         <w:rPr>
           <w:rFonts w:ascii="Consolas" w:hAnsi="Consolas"/>
           <w:color w:val="B91C1C"/>
-          <w:sz w:val="19"/>
+          <w:sz w:val="18"/>
         </w:rPr>
         <w:t>arduino/traffic_light_controller.ino</w:t>
       </w:r>
@@ -809,6 +822,7 @@
     </w:p>
     <w:p>
       <w:pPr>
+        <w:keepNext/>
         <w:spacing w:before="80" w:after="120"/>
         <w:ind w:left="288"/>
       </w:pPr>
@@ -816,7 +830,7 @@
         <w:rPr>
           <w:rFonts w:ascii="Consolas" w:hAnsi="Consolas"/>
           <w:color w:val="1E293B"/>
-          <w:sz w:val="19"/>
+          <w:sz w:val="18"/>
         </w:rPr>
         <w:t>// Arduino Uno / ATmega328P Physical Traffic Light Controller</w:t>
         <w:br/>
@@ -1008,14 +1022,15 @@
     <w:p>
       <w:pPr>
         <w:pStyle w:val="Heading2"/>
-        <w:spacing w:before="240" w:after="80"/>
+        <w:keepNext/>
+        <w:spacing w:before="200" w:after="80"/>
       </w:pPr>
       <w:r>
         <w:rPr>
           <w:rFonts w:ascii="Times New Roman" w:hAnsi="Times New Roman"/>
           <w:b/>
           <w:color w:val="1E3A8A"/>
-          <w:sz w:val="28"/>
+          <w:sz w:val="27"/>
         </w:rPr>
         <w:t>6. CONCLUSION</w:t>
       </w:r>
@@ -1053,14 +1068,15 @@
     <w:p>
       <w:pPr>
         <w:pStyle w:val="Heading2"/>
-        <w:spacing w:before="240" w:after="80"/>
+        <w:keepNext/>
+        <w:spacing w:before="200" w:after="80"/>
       </w:pPr>
       <w:r>
         <w:rPr>
           <w:rFonts w:ascii="Times New Roman" w:hAnsi="Times New Roman"/>
           <w:b/>
           <w:color w:val="1E3A8A"/>
-          <w:sz w:val="28"/>
+          <w:sz w:val="27"/>
         </w:rPr>
         <w:t>7. INDIVIDUAL CONTRIBUTION</w:t>
       </w:r>
@@ -1140,14 +1156,15 @@
     <w:p>
       <w:pPr>
         <w:pStyle w:val="Heading3"/>
-        <w:spacing w:before="200" w:after="60"/>
+        <w:keepNext/>
+        <w:spacing w:before="160" w:after="60"/>
       </w:pPr>
       <w:r>
         <w:rPr>
           <w:rFonts w:ascii="Times New Roman" w:hAnsi="Times New Roman"/>
           <w:b/>
           <w:color w:val="334155"/>
-          <w:sz w:val="24"/>
+          <w:sz w:val="23"/>
         </w:rPr>
         <w:t>Contribution Summary:</w:t>
       </w:r>
@@ -1165,7 +1182,7 @@
     </w:p>
     <w:sectPr>
       <w:pgSz w:w="12240" w:h="15840"/>
-      <w:pgMar w:top="1224" w:right="1224" w:bottom="1224" w:left="1224" w:header="720" w:footer="720" w:gutter="0"/>
+      <w:pgMar w:top="1152" w:right="1152" w:bottom="1152" w:left="1152" w:header="720" w:footer="720" w:gutter="0"/>
       <w:cols w:space="720"/>
       <w:docGrid w:linePitch="360"/>
     </w:sectPr>

--- a/docs/Report_Jose_Alex.docx
+++ b/docs/Report_Jose_Alex.docx
@@ -643,7 +643,7 @@
               <a:graphicData uri="http://schemas.openxmlformats.org/drawingml/2006/picture">
                 <pic:pic>
                   <pic:nvPicPr>
-                    <pic:cNvPr id="0" name="media_1790791490718.png"/>
+                    <pic:cNvPr id="0" name="dashboard_lab.png"/>
                     <pic:cNvPicPr/>
                   </pic:nvPicPr>
                   <pic:blipFill>
@@ -684,7 +684,7 @@
               <a:graphicData uri="http://schemas.openxmlformats.org/drawingml/2006/picture">
                 <pic:pic>
                   <pic:nvPicPr>
-                    <pic:cNvPr id="0" name="media_1790791505847.png"/>
+                    <pic:cNvPr id="0" name="dashboard_waveform.png"/>
                     <pic:cNvPicPr/>
                   </pic:nvPicPr>
                   <pic:blipFill>
@@ -697,6 +697,88 @@
                     <a:xfrm>
                       <a:off x="0" y="0"/>
                       <a:ext cx="5029200" cy="3487043"/>
+                    </a:xfrm>
+                    <a:prstGeom prst="rect"/>
+                  </pic:spPr>
+                </pic:pic>
+              </a:graphicData>
+            </a:graphic>
+          </wp:inline>
+        </w:drawing>
+      </w:r>
+    </w:p>
+    <w:p>
+      <w:pPr>
+        <w:keepNext/>
+        <w:spacing w:before="80" w:after="80"/>
+        <w:jc w:val="center"/>
+      </w:pPr>
+      <w:r>
+        <w:drawing>
+          <wp:inline xmlns:a="http://schemas.openxmlformats.org/drawingml/2006/main" xmlns:pic="http://schemas.openxmlformats.org/drawingml/2006/picture">
+            <wp:extent cx="5029200" cy="2215009"/>
+            <wp:docPr id="3" name="Picture 3"/>
+            <wp:cNvGraphicFramePr>
+              <a:graphicFrameLocks noChangeAspect="1"/>
+            </wp:cNvGraphicFramePr>
+            <a:graphic>
+              <a:graphicData uri="http://schemas.openxmlformats.org/drawingml/2006/picture">
+                <pic:pic>
+                  <pic:nvPicPr>
+                    <pic:cNvPr id="0" name="hardware_perspective.jpg"/>
+                    <pic:cNvPicPr/>
+                  </pic:nvPicPr>
+                  <pic:blipFill>
+                    <a:blip r:embed="rId11"/>
+                    <a:stretch>
+                      <a:fillRect/>
+                    </a:stretch>
+                  </pic:blipFill>
+                  <pic:spPr>
+                    <a:xfrm>
+                      <a:off x="0" y="0"/>
+                      <a:ext cx="5029200" cy="2215009"/>
+                    </a:xfrm>
+                    <a:prstGeom prst="rect"/>
+                  </pic:spPr>
+                </pic:pic>
+              </a:graphicData>
+            </a:graphic>
+          </wp:inline>
+        </w:drawing>
+      </w:r>
+    </w:p>
+    <w:p>
+      <w:pPr>
+        <w:keepNext/>
+        <w:spacing w:before="80" w:after="80"/>
+        <w:jc w:val="center"/>
+      </w:pPr>
+      <w:r>
+        <w:drawing>
+          <wp:inline xmlns:a="http://schemas.openxmlformats.org/drawingml/2006/main" xmlns:pic="http://schemas.openxmlformats.org/drawingml/2006/picture">
+            <wp:extent cx="5029200" cy="2455664"/>
+            <wp:docPr id="4" name="Picture 4"/>
+            <wp:cNvGraphicFramePr>
+              <a:graphicFrameLocks noChangeAspect="1"/>
+            </wp:cNvGraphicFramePr>
+            <a:graphic>
+              <a:graphicData uri="http://schemas.openxmlformats.org/drawingml/2006/picture">
+                <pic:pic>
+                  <pic:nvPicPr>
+                    <pic:cNvPr id="0" name="hardware_topdown.jpg"/>
+                    <pic:cNvPicPr/>
+                  </pic:nvPicPr>
+                  <pic:blipFill>
+                    <a:blip r:embed="rId12"/>
+                    <a:stretch>
+                      <a:fillRect/>
+                    </a:stretch>
+                  </pic:blipFill>
+                  <pic:spPr>
+                    <a:xfrm>
+                      <a:off x="0" y="0"/>
+                      <a:ext cx="5029200" cy="2455664"/>
                     </a:xfrm>
                     <a:prstGeom prst="rect"/>
                   </pic:spPr>

--- a/docs/Report_Jose_Alex.docx
+++ b/docs/Report_Jose_Alex.docx
@@ -169,7 +169,7 @@
         <w:rPr>
           <w:rFonts w:ascii="Times New Roman" w:hAnsi="Times New Roman"/>
         </w:rPr>
-        <w:t>This project demonstrates CRT using both a physical working ATmega328P / Arduino Uno traffic signal model and an interactive digital twin web application. By modeling traffic signals as modular timing cycles, the project illustrates how independent light timers (3s, 5s, 7s) align to create a continuous 'Green Wave' for vehicles at Minute 23 (105s master recurrence).</w:t>
+        <w:t>This project demonstrates CRT using both a physical working Arduino Nano traffic signal model and an interactive digital twin web application. By modeling traffic signals as modular timing cycles, the project illustrates how independent light timers (3s, 5s, 7s) align to create a continuous 'Green Wave' for vehicles at Minute 23 (105s master recurrence).</w:t>
       </w:r>
     </w:p>
     <w:p>
@@ -268,7 +268,7 @@
         <w:rPr>
           <w:rFonts w:ascii="Times New Roman" w:hAnsi="Times New Roman"/>
         </w:rPr>
-        <w:t>To build a physical working model powered by an Arduino Uno / ATmega328P microcontroller.</w:t>
+        <w:t>To build a physical working model powered by an Arduino Nano microcontroller.</w:t>
       </w:r>
     </w:p>
     <w:p>
@@ -622,7 +622,7 @@
         <w:rPr>
           <w:rFonts w:ascii="Times New Roman" w:hAnsi="Times New Roman"/>
         </w:rPr>
-        <w:t>The hardware prototype is driven by an ATmega328P (Arduino Uno) microcontroller controlling a 3-intersection LED traffic array and piezo buzzer.</w:t>
+        <w:t>The hardware prototype is driven by an Arduino Nano microcontroller controlling a 3-intersection LED traffic array and piezo buzzer.</w:t>
       </w:r>
     </w:p>
     <w:p>
@@ -874,7 +874,7 @@
           <w:color w:val="1E3A8A"/>
           <w:sz w:val="27"/>
         </w:rPr>
-        <w:t>5. HARDWARE SOURCE CODE (ARDUINO UNO FIRMWARE - C++)</w:t>
+        <w:t>5. HARDWARE SOURCE CODE (ARDUINO NANO FIRMWARE - C++)</w:t>
       </w:r>
     </w:p>
     <w:p>
@@ -899,7 +899,7 @@
         <w:rPr>
           <w:rFonts w:ascii="Times New Roman" w:hAnsi="Times New Roman"/>
         </w:rPr>
-        <w:t>) is executed directly on the Arduino Uno microcontroller to drive the physical traffic light hardware:</w:t>
+        <w:t>) is executed directly on the Arduino Nano microcontroller to drive the physical traffic light hardware:</w:t>
       </w:r>
     </w:p>
     <w:p>
@@ -914,7 +914,7 @@
           <w:color w:val="1E293B"/>
           <w:sz w:val="18"/>
         </w:rPr>
-        <w:t>// Arduino Uno / ATmega328P Physical Traffic Light Controller</w:t>
+        <w:t>// Arduino Nano Physical Traffic Light Controller</w:t>
         <w:br/>
         <w:t>// File: arduino/traffic_light_controller.ino</w:t>
         <w:br/>
@@ -1136,7 +1136,7 @@
         <w:rPr>
           <w:rFonts w:ascii="Times New Roman" w:hAnsi="Times New Roman"/>
         </w:rPr>
-        <w:t>Both the physical Arduino Uno hardware prototype and the digital twin web application successfully visualize modular congruences, offering an accessible learning tool that highlights the real-world power of modular arithmetic in signal timing, telecommunications, and digital computing.</w:t>
+        <w:t>Both the physical Arduino Nano hardware prototype and the digital twin web application successfully visualize modular congruences, offering an accessible learning tool that highlights the real-world power of modular arithmetic in signal timing, telecommunications, and digital computing.</w:t>
       </w:r>
     </w:p>
     <w:p>

--- a/docs/Report_Jose_Alex.docx
+++ b/docs/Report_Jose_Alex.docx
@@ -18,113 +18,165 @@
         <w:t>MATHEMATICS PROJECT ASSIGNMENT REPORT</w:t>
       </w:r>
     </w:p>
+    <w:tbl>
+      <w:tblPr>
+        <w:tblW w:type="auto" w:w="0"/>
+        <w:tblLayout w:type="fixed"/>
+        <w:tblLook w:firstColumn="1" w:firstRow="1" w:lastColumn="0" w:lastRow="0" w:noHBand="0" w:noVBand="1" w:val="04A0"/>
+      </w:tblPr>
+      <w:tblGrid>
+        <w:gridCol w:w="4968"/>
+        <w:gridCol w:w="4968"/>
+      </w:tblGrid>
+      <w:tr>
+        <w:tc>
+          <w:tcPr>
+            <w:tcW w:type="dxa" w:w="4896"/>
+          </w:tcPr>
+          <w:p>
+            <w:pPr>
+              <w:spacing w:before="40" w:after="40"/>
+            </w:pPr>
+            <w:r>
+              <w:rPr>
+                <w:rFonts w:ascii="Times New Roman" w:hAnsi="Times New Roman"/>
+                <w:b/>
+              </w:rPr>
+              <w:t>PROJECT TITLE:</w:t>
+            </w:r>
+            <w:r>
+              <w:rPr>
+                <w:rFonts w:ascii="Times New Roman" w:hAnsi="Times New Roman"/>
+              </w:rPr>
+              <w:t xml:space="preserve"> Traffic Signal Synchronization System Using Chinese Remainder Theorem</w:t>
+            </w:r>
+          </w:p>
+        </w:tc>
+        <w:tc>
+          <w:tcPr>
+            <w:tcW w:type="dxa" w:w="4608"/>
+          </w:tcPr>
+          <w:p>
+            <w:pPr>
+              <w:spacing w:before="40" w:after="40"/>
+            </w:pPr>
+            <w:r>
+              <w:rPr>
+                <w:rFonts w:ascii="Times New Roman" w:hAnsi="Times New Roman"/>
+                <w:b/>
+              </w:rPr>
+              <w:t>STUDENT NAME:</w:t>
+            </w:r>
+            <w:r>
+              <w:rPr>
+                <w:rFonts w:ascii="Times New Roman" w:hAnsi="Times New Roman"/>
+              </w:rPr>
+              <w:t xml:space="preserve"> Jose Alex</w:t>
+            </w:r>
+          </w:p>
+        </w:tc>
+      </w:tr>
+      <w:tr>
+        <w:tc>
+          <w:tcPr>
+            <w:tcW w:type="dxa" w:w="4896"/>
+          </w:tcPr>
+          <w:p>
+            <w:pPr>
+              <w:spacing w:before="40" w:after="40"/>
+            </w:pPr>
+            <w:r>
+              <w:rPr>
+                <w:rFonts w:ascii="Times New Roman" w:hAnsi="Times New Roman"/>
+                <w:b/>
+              </w:rPr>
+              <w:t>COURSE:</w:t>
+            </w:r>
+            <w:r>
+              <w:rPr>
+                <w:rFonts w:ascii="Times New Roman" w:hAnsi="Times New Roman"/>
+              </w:rPr>
+              <w:t xml:space="preserve"> Number Theory &amp; Discrete Mathematics Application</w:t>
+            </w:r>
+          </w:p>
+        </w:tc>
+        <w:tc>
+          <w:tcPr>
+            <w:tcW w:type="dxa" w:w="4608"/>
+          </w:tcPr>
+          <w:p>
+            <w:pPr>
+              <w:spacing w:before="40" w:after="40"/>
+            </w:pPr>
+            <w:r>
+              <w:rPr>
+                <w:rFonts w:ascii="Times New Roman" w:hAnsi="Times New Roman"/>
+                <w:b/>
+              </w:rPr>
+              <w:t>ROLL NO:</w:t>
+            </w:r>
+            <w:r>
+              <w:rPr>
+                <w:rFonts w:ascii="Times New Roman" w:hAnsi="Times New Roman"/>
+              </w:rPr>
+              <w:t xml:space="preserve"> 55</w:t>
+            </w:r>
+          </w:p>
+        </w:tc>
+      </w:tr>
+      <w:tr>
+        <w:tc>
+          <w:tcPr>
+            <w:tcW w:type="dxa" w:w="4896"/>
+          </w:tcPr>
+          <w:p>
+            <w:pPr>
+              <w:spacing w:before="40" w:after="40"/>
+            </w:pPr>
+            <w:r>
+              <w:rPr>
+                <w:rFonts w:ascii="Times New Roman" w:hAnsi="Times New Roman"/>
+                <w:b/>
+              </w:rPr>
+              <w:t>CLASS:</w:t>
+            </w:r>
+            <w:r>
+              <w:rPr>
+                <w:rFonts w:ascii="Times New Roman" w:hAnsi="Times New Roman"/>
+              </w:rPr>
+              <w:t xml:space="preserve"> S3 CSE B</w:t>
+            </w:r>
+          </w:p>
+        </w:tc>
+        <w:tc>
+          <w:tcPr>
+            <w:tcW w:type="dxa" w:w="4608"/>
+          </w:tcPr>
+          <w:p>
+            <w:pPr>
+              <w:spacing w:before="40" w:after="40"/>
+            </w:pPr>
+            <w:r>
+              <w:rPr>
+                <w:rFonts w:ascii="Times New Roman" w:hAnsi="Times New Roman"/>
+                <w:b/>
+              </w:rPr>
+              <w:t>ROLE / FUNCTION:</w:t>
+            </w:r>
+            <w:r>
+              <w:rPr>
+                <w:rFonts w:ascii="Times New Roman" w:hAnsi="Times New Roman"/>
+              </w:rPr>
+              <w:t xml:space="preserve"> Mathematical Proofs &amp; Solution Verification</w:t>
+            </w:r>
+          </w:p>
+        </w:tc>
+      </w:tr>
+    </w:tbl>
     <w:p>
       <w:pPr>
-        <w:spacing w:after="80" w:line="276" w:lineRule="auto"/>
+        <w:spacing w:after="80"/>
       </w:pPr>
-      <w:r>
-        <w:rPr>
-          <w:rFonts w:ascii="Times New Roman" w:hAnsi="Times New Roman"/>
-          <w:b/>
-        </w:rPr>
-        <w:t>PROJECT TITLE:</w:t>
-      </w:r>
-      <w:r>
-        <w:rPr>
-          <w:rFonts w:ascii="Times New Roman" w:hAnsi="Times New Roman"/>
-        </w:rPr>
-        <w:t xml:space="preserve"> Traffic Signal Synchronization System Using Chinese Remainder Theorem  </w:t>
-      </w:r>
-    </w:p>
-    <w:p>
-      <w:pPr>
-        <w:spacing w:after="80" w:line="276" w:lineRule="auto"/>
-      </w:pPr>
-      <w:r>
-        <w:rPr>
-          <w:rFonts w:ascii="Times New Roman" w:hAnsi="Times New Roman"/>
-          <w:b/>
-        </w:rPr>
-        <w:t>COURSE:</w:t>
-      </w:r>
-      <w:r>
-        <w:rPr>
-          <w:rFonts w:ascii="Times New Roman" w:hAnsi="Times New Roman"/>
-        </w:rPr>
-        <w:t xml:space="preserve"> Number Theory &amp; Discrete Mathematics Application  </w:t>
-      </w:r>
-    </w:p>
-    <w:p>
-      <w:pPr>
-        <w:spacing w:after="80" w:line="276" w:lineRule="auto"/>
-      </w:pPr>
-      <w:r>
-        <w:rPr>
-          <w:rFonts w:ascii="Times New Roman" w:hAnsi="Times New Roman"/>
-          <w:b/>
-        </w:rPr>
-        <w:t>CLASS:</w:t>
-      </w:r>
-      <w:r>
-        <w:rPr>
-          <w:rFonts w:ascii="Times New Roman" w:hAnsi="Times New Roman"/>
-        </w:rPr>
-        <w:t xml:space="preserve"> S3 CSE B  </w:t>
-      </w:r>
-    </w:p>
-    <w:p>
-      <w:pPr>
-        <w:spacing w:after="80" w:line="276" w:lineRule="auto"/>
-      </w:pPr>
-      <w:r>
-        <w:rPr>
-          <w:rFonts w:ascii="Times New Roman" w:hAnsi="Times New Roman"/>
-          <w:b/>
-        </w:rPr>
-        <w:t>STUDENT NAME:</w:t>
-      </w:r>
-      <w:r>
-        <w:rPr>
-          <w:rFonts w:ascii="Times New Roman" w:hAnsi="Times New Roman"/>
-        </w:rPr>
-        <w:t xml:space="preserve"> Jose Alex  </w:t>
-      </w:r>
-    </w:p>
-    <w:p>
-      <w:pPr>
-        <w:spacing w:after="80" w:line="276" w:lineRule="auto"/>
-      </w:pPr>
-      <w:r>
-        <w:rPr>
-          <w:rFonts w:ascii="Times New Roman" w:hAnsi="Times New Roman"/>
-          <w:b/>
-        </w:rPr>
-        <w:t>ROLL NO:</w:t>
-      </w:r>
-      <w:r>
-        <w:rPr>
-          <w:rFonts w:ascii="Times New Roman" w:hAnsi="Times New Roman"/>
-        </w:rPr>
-        <w:t xml:space="preserve"> 55  </w:t>
-      </w:r>
-    </w:p>
-    <w:p>
-      <w:pPr>
-        <w:spacing w:after="80" w:line="276" w:lineRule="auto"/>
-      </w:pPr>
-      <w:r>
-        <w:rPr>
-          <w:rFonts w:ascii="Times New Roman" w:hAnsi="Times New Roman"/>
-          <w:b/>
-        </w:rPr>
-        <w:t>ROLE / FUNCTION:</w:t>
-      </w:r>
-      <w:r>
-        <w:rPr>
-          <w:rFonts w:ascii="Times New Roman" w:hAnsi="Times New Roman"/>
-        </w:rPr>
-        <w:t xml:space="preserve"> Mathematical Proofs &amp; Solution Verification  </w:t>
-      </w:r>
     </w:p>
     <w:p>
       <w:pPr>

--- a/docs/Report_Jose_Alex.docx
+++ b/docs/Report_Jose_Alex.docx
@@ -674,7 +674,31 @@
         <w:rPr>
           <w:rFonts w:ascii="Times New Roman" w:hAnsi="Times New Roman"/>
         </w:rPr>
-        <w:t>The hardware prototype is driven by an Arduino Nano microcontroller controlling a 3-intersection LED traffic array and piezo buzzer.</w:t>
+        <w:t>The hardware prototype is driven by an Arduino Nano microcontroller controlling a 3-intersection LED traffic array and piezo buzzer. The physical build is paired with an interactive digital twin web application accessible at:</w:t>
+      </w:r>
+    </w:p>
+    <w:p>
+      <w:pPr>
+        <w:spacing w:after="80" w:line="276" w:lineRule="auto"/>
+      </w:pPr>
+      <w:r>
+        <w:rPr>
+          <w:rFonts w:ascii="Times New Roman" w:hAnsi="Times New Roman"/>
+        </w:rPr>
+        <w:t xml:space="preserve">👉 </w:t>
+      </w:r>
+      <w:r>
+        <w:rPr>
+          <w:rFonts w:ascii="Times New Roman" w:hAnsi="Times New Roman"/>
+          <w:b/>
+        </w:rPr>
+        <w:t>Interactive Web App &amp; Project Repository:</w:t>
+      </w:r>
+      <w:r>
+        <w:rPr>
+          <w:rFonts w:ascii="Times New Roman" w:hAnsi="Times New Roman"/>
+        </w:rPr>
+        <w:t xml:space="preserve"> https://github.com/jvstin47/CRT--Chinese-Reminder-Theorem (Local Dev Server: http://localhost:5173/)</w:t>
       </w:r>
     </w:p>
     <w:p>

--- a/docs/Report_Jose_Alex.docx
+++ b/docs/Report_Jose_Alex.docx
@@ -1335,7 +1335,7 @@
         <w:rPr>
           <w:rFonts w:ascii="Times New Roman" w:hAnsi="Times New Roman"/>
         </w:rPr>
-        <w:t>I investigated Chinese Remainder Theorem proofs, verifying solution uniqueness within the range [0, 104]. I tested edge-case remainder combinations to ensure mathematical accuracy across all puzzle configurations.</w:t>
+        <w:t>I verified the mathematical proofs, solution existence, and uniqueness bounds for system congruences modulo M=105. I conducted formal step-by-step calculations for Extended Euclidean Algorithm modular inverses (y1, y2, y3), validated remainder offset equations against theoretical bounds, and analyzed boundary edge cases to ensure mathematical rigor in all solution derivations.</w:t>
       </w:r>
     </w:p>
     <w:sectPr>

--- a/docs/Report_Jose_Alex.docx
+++ b/docs/Report_Jose_Alex.docx
@@ -1335,7 +1335,7 @@
         <w:rPr>
           <w:rFonts w:ascii="Times New Roman" w:hAnsi="Times New Roman"/>
         </w:rPr>
-        <w:t>I verified the mathematical proofs, solution existence, and uniqueness bounds for system congruences modulo M=105. I conducted formal step-by-step calculations for Extended Euclidean Algorithm modular inverses (y1, y2, y3), validated remainder offset equations against theoretical bounds, and analyzed boundary edge cases to ensure mathematical rigor in all solution derivations.</w:t>
+        <w:t>I focused on mathematical verification, formal proofs, and solution bound validation throughout the project lifecycle. Collaborating closely with Joel Duke and Jyothika Prakash during mathematical working sessions, I dedicated hours to deriving formal existence and uniqueness proofs for system congruences modulo M=105. I conducted rigorous step-by-step verification of Extended Euclidean Algorithm modular inverse computations, cross-checked remainder offset equations against theoretical bounds, and analyzed boundary edge cases. My collaborative efforts ensured that all formulas presented in the documentation, reports, and interactive web tools possessed complete mathematical integrity.</w:t>
       </w:r>
     </w:p>
     <w:sectPr>

--- a/docs/Report_Jose_Alex.docx
+++ b/docs/Report_Jose_Alex.docx
@@ -1335,7 +1335,7 @@
         <w:rPr>
           <w:rFonts w:ascii="Times New Roman" w:hAnsi="Times New Roman"/>
         </w:rPr>
-        <w:t>I focused on mathematical verification, formal proofs, and solution bound validation throughout the project lifecycle. Collaborating closely with Joel Duke and Jyothika Prakash during mathematical working sessions, I dedicated hours to deriving formal existence and uniqueness proofs for system congruences modulo M=105. I conducted rigorous step-by-step verification of Extended Euclidean Algorithm modular inverse computations, cross-checked remainder offset equations against theoretical bounds, and analyzed boundary edge cases. My collaborative efforts ensured that all formulas presented in the documentation, reports, and interactive web tools possessed complete mathematical integrity.</w:t>
+        <w:t>I worked on double-checking the math steps and making sure our equations were completely correct. Working with Joel Duke and Jyothika, I spent time verifying that 105 is the true repeat cycle for 3, 5, and 7. I worked through the step-by-step modulo inverse math by hand to confirm y1=2, y2=1, and y3=1, and tested edge cases to make sure there were no calculation errors in our written report or website explanations.</w:t>
       </w:r>
     </w:p>
     <w:sectPr>

--- a/docs/Report_Jose_Alex.docx
+++ b/docs/Report_Jose_Alex.docx
@@ -684,12 +684,6 @@
       <w:r>
         <w:rPr>
           <w:rFonts w:ascii="Times New Roman" w:hAnsi="Times New Roman"/>
-        </w:rPr>
-        <w:t xml:space="preserve">👉 </w:t>
-      </w:r>
-      <w:r>
-        <w:rPr>
-          <w:rFonts w:ascii="Times New Roman" w:hAnsi="Times New Roman"/>
           <w:b/>
         </w:rPr>
         <w:t>Interactive Web App &amp; Project Repository:</w:t>
@@ -698,7 +692,7 @@
         <w:rPr>
           <w:rFonts w:ascii="Times New Roman" w:hAnsi="Times New Roman"/>
         </w:rPr>
-        <w:t xml:space="preserve"> https://github.com/jvstin47/CRT--Chinese-Reminder-Theorem (Local Dev Server: http://localhost:5173/)</w:t>
+        <w:t xml:space="preserve"> https://github.com/jvstin47/CRT--Chinese-Reminder-Theorem</w:t>
       </w:r>
     </w:p>
     <w:p>

--- a/docs/Report_Jose_Alex.docx
+++ b/docs/Report_Jose_Alex.docx
@@ -697,170 +697,6 @@
     </w:p>
     <w:p>
       <w:pPr>
-        <w:keepNext/>
-        <w:spacing w:before="80" w:after="80"/>
-        <w:jc w:val="center"/>
-      </w:pPr>
-      <w:r>
-        <w:drawing>
-          <wp:inline xmlns:a="http://schemas.openxmlformats.org/drawingml/2006/main" xmlns:pic="http://schemas.openxmlformats.org/drawingml/2006/picture">
-            <wp:extent cx="5029200" cy="4002732"/>
-            <wp:docPr id="1" name="Picture 1"/>
-            <wp:cNvGraphicFramePr>
-              <a:graphicFrameLocks noChangeAspect="1"/>
-            </wp:cNvGraphicFramePr>
-            <a:graphic>
-              <a:graphicData uri="http://schemas.openxmlformats.org/drawingml/2006/picture">
-                <pic:pic>
-                  <pic:nvPicPr>
-                    <pic:cNvPr id="0" name="dashboard_lab.png"/>
-                    <pic:cNvPicPr/>
-                  </pic:nvPicPr>
-                  <pic:blipFill>
-                    <a:blip r:embed="rId9"/>
-                    <a:stretch>
-                      <a:fillRect/>
-                    </a:stretch>
-                  </pic:blipFill>
-                  <pic:spPr>
-                    <a:xfrm>
-                      <a:off x="0" y="0"/>
-                      <a:ext cx="5029200" cy="4002732"/>
-                    </a:xfrm>
-                    <a:prstGeom prst="rect"/>
-                  </pic:spPr>
-                </pic:pic>
-              </a:graphicData>
-            </a:graphic>
-          </wp:inline>
-        </w:drawing>
-      </w:r>
-    </w:p>
-    <w:p>
-      <w:pPr>
-        <w:keepNext/>
-        <w:spacing w:before="80" w:after="80"/>
-        <w:jc w:val="center"/>
-      </w:pPr>
-      <w:r>
-        <w:drawing>
-          <wp:inline xmlns:a="http://schemas.openxmlformats.org/drawingml/2006/main" xmlns:pic="http://schemas.openxmlformats.org/drawingml/2006/picture">
-            <wp:extent cx="5029200" cy="3487043"/>
-            <wp:docPr id="2" name="Picture 2"/>
-            <wp:cNvGraphicFramePr>
-              <a:graphicFrameLocks noChangeAspect="1"/>
-            </wp:cNvGraphicFramePr>
-            <a:graphic>
-              <a:graphicData uri="http://schemas.openxmlformats.org/drawingml/2006/picture">
-                <pic:pic>
-                  <pic:nvPicPr>
-                    <pic:cNvPr id="0" name="dashboard_waveform.png"/>
-                    <pic:cNvPicPr/>
-                  </pic:nvPicPr>
-                  <pic:blipFill>
-                    <a:blip r:embed="rId10"/>
-                    <a:stretch>
-                      <a:fillRect/>
-                    </a:stretch>
-                  </pic:blipFill>
-                  <pic:spPr>
-                    <a:xfrm>
-                      <a:off x="0" y="0"/>
-                      <a:ext cx="5029200" cy="3487043"/>
-                    </a:xfrm>
-                    <a:prstGeom prst="rect"/>
-                  </pic:spPr>
-                </pic:pic>
-              </a:graphicData>
-            </a:graphic>
-          </wp:inline>
-        </w:drawing>
-      </w:r>
-    </w:p>
-    <w:p>
-      <w:pPr>
-        <w:keepNext/>
-        <w:spacing w:before="80" w:after="80"/>
-        <w:jc w:val="center"/>
-      </w:pPr>
-      <w:r>
-        <w:drawing>
-          <wp:inline xmlns:a="http://schemas.openxmlformats.org/drawingml/2006/main" xmlns:pic="http://schemas.openxmlformats.org/drawingml/2006/picture">
-            <wp:extent cx="5029200" cy="2215009"/>
-            <wp:docPr id="3" name="Picture 3"/>
-            <wp:cNvGraphicFramePr>
-              <a:graphicFrameLocks noChangeAspect="1"/>
-            </wp:cNvGraphicFramePr>
-            <a:graphic>
-              <a:graphicData uri="http://schemas.openxmlformats.org/drawingml/2006/picture">
-                <pic:pic>
-                  <pic:nvPicPr>
-                    <pic:cNvPr id="0" name="hardware_perspective.jpg"/>
-                    <pic:cNvPicPr/>
-                  </pic:nvPicPr>
-                  <pic:blipFill>
-                    <a:blip r:embed="rId11"/>
-                    <a:stretch>
-                      <a:fillRect/>
-                    </a:stretch>
-                  </pic:blipFill>
-                  <pic:spPr>
-                    <a:xfrm>
-                      <a:off x="0" y="0"/>
-                      <a:ext cx="5029200" cy="2215009"/>
-                    </a:xfrm>
-                    <a:prstGeom prst="rect"/>
-                  </pic:spPr>
-                </pic:pic>
-              </a:graphicData>
-            </a:graphic>
-          </wp:inline>
-        </w:drawing>
-      </w:r>
-    </w:p>
-    <w:p>
-      <w:pPr>
-        <w:keepNext/>
-        <w:spacing w:before="80" w:after="80"/>
-        <w:jc w:val="center"/>
-      </w:pPr>
-      <w:r>
-        <w:drawing>
-          <wp:inline xmlns:a="http://schemas.openxmlformats.org/drawingml/2006/main" xmlns:pic="http://schemas.openxmlformats.org/drawingml/2006/picture">
-            <wp:extent cx="5029200" cy="2455664"/>
-            <wp:docPr id="4" name="Picture 4"/>
-            <wp:cNvGraphicFramePr>
-              <a:graphicFrameLocks noChangeAspect="1"/>
-            </wp:cNvGraphicFramePr>
-            <a:graphic>
-              <a:graphicData uri="http://schemas.openxmlformats.org/drawingml/2006/picture">
-                <pic:pic>
-                  <pic:nvPicPr>
-                    <pic:cNvPr id="0" name="hardware_topdown.jpg"/>
-                    <pic:cNvPicPr/>
-                  </pic:nvPicPr>
-                  <pic:blipFill>
-                    <a:blip r:embed="rId12"/>
-                    <a:stretch>
-                      <a:fillRect/>
-                    </a:stretch>
-                  </pic:blipFill>
-                  <pic:spPr>
-                    <a:xfrm>
-                      <a:off x="0" y="0"/>
-                      <a:ext cx="5029200" cy="2455664"/>
-                    </a:xfrm>
-                    <a:prstGeom prst="rect"/>
-                  </pic:spPr>
-                </pic:pic>
-              </a:graphicData>
-            </a:graphic>
-          </wp:inline>
-        </w:drawing>
-      </w:r>
-    </w:p>
-    <w:p>
-      <w:pPr>
         <w:pStyle w:val="Heading3"/>
         <w:keepNext/>
         <w:spacing w:before="160" w:after="60"/>
@@ -874,6 +710,217 @@
         </w:rPr>
         <w:t>Interactive Hardware &amp; Digital Twin Controls:</w:t>
       </w:r>
+    </w:p>
+    <w:tbl>
+      <w:tblPr>
+        <w:tblW w:type="auto" w:w="0"/>
+        <w:jc w:val="center"/>
+        <w:tblLook w:firstColumn="1" w:firstRow="1" w:lastColumn="0" w:lastRow="0" w:noHBand="0" w:noVBand="1" w:val="04A0"/>
+      </w:tblPr>
+      <w:tblGrid>
+        <w:gridCol w:w="4752"/>
+        <w:gridCol w:w="4752"/>
+      </w:tblGrid>
+      <w:tr>
+        <w:tc>
+          <w:tcPr>
+            <w:tcW w:type="dxa" w:w="4968"/>
+          </w:tcPr>
+          <w:p>
+            <w:pPr>
+              <w:spacing w:before="40" w:after="80"/>
+              <w:jc w:val="center"/>
+            </w:pPr>
+            <w:r>
+              <w:drawing>
+                <wp:inline xmlns:a="http://schemas.openxmlformats.org/drawingml/2006/main" xmlns:pic="http://schemas.openxmlformats.org/drawingml/2006/picture">
+                  <wp:extent cx="2926080" cy="2328862"/>
+                  <wp:docPr id="1" name="Picture 1"/>
+                  <wp:cNvGraphicFramePr>
+                    <a:graphicFrameLocks noChangeAspect="1"/>
+                  </wp:cNvGraphicFramePr>
+                  <a:graphic>
+                    <a:graphicData uri="http://schemas.openxmlformats.org/drawingml/2006/picture">
+                      <pic:pic>
+                        <pic:nvPicPr>
+                          <pic:cNvPr id="0" name="dashboard_lab.png"/>
+                          <pic:cNvPicPr/>
+                        </pic:nvPicPr>
+                        <pic:blipFill>
+                          <a:blip r:embed="rId9"/>
+                          <a:stretch>
+                            <a:fillRect/>
+                          </a:stretch>
+                        </pic:blipFill>
+                        <pic:spPr>
+                          <a:xfrm>
+                            <a:off x="0" y="0"/>
+                            <a:ext cx="2926080" cy="2328862"/>
+                          </a:xfrm>
+                          <a:prstGeom prst="rect"/>
+                        </pic:spPr>
+                      </pic:pic>
+                    </a:graphicData>
+                  </a:graphic>
+                </wp:inline>
+              </w:drawing>
+            </w:r>
+          </w:p>
+        </w:tc>
+        <w:tc>
+          <w:tcPr>
+            <w:tcW w:type="dxa" w:w="4968"/>
+          </w:tcPr>
+          <w:p>
+            <w:pPr>
+              <w:spacing w:before="40" w:after="80"/>
+              <w:jc w:val="center"/>
+            </w:pPr>
+            <w:r>
+              <w:drawing>
+                <wp:inline xmlns:a="http://schemas.openxmlformats.org/drawingml/2006/main" xmlns:pic="http://schemas.openxmlformats.org/drawingml/2006/picture">
+                  <wp:extent cx="2926080" cy="2028825"/>
+                  <wp:docPr id="2" name="Picture 2"/>
+                  <wp:cNvGraphicFramePr>
+                    <a:graphicFrameLocks noChangeAspect="1"/>
+                  </wp:cNvGraphicFramePr>
+                  <a:graphic>
+                    <a:graphicData uri="http://schemas.openxmlformats.org/drawingml/2006/picture">
+                      <pic:pic>
+                        <pic:nvPicPr>
+                          <pic:cNvPr id="0" name="dashboard_waveform.png"/>
+                          <pic:cNvPicPr/>
+                        </pic:nvPicPr>
+                        <pic:blipFill>
+                          <a:blip r:embed="rId10"/>
+                          <a:stretch>
+                            <a:fillRect/>
+                          </a:stretch>
+                        </pic:blipFill>
+                        <pic:spPr>
+                          <a:xfrm>
+                            <a:off x="0" y="0"/>
+                            <a:ext cx="2926080" cy="2028825"/>
+                          </a:xfrm>
+                          <a:prstGeom prst="rect"/>
+                        </pic:spPr>
+                      </pic:pic>
+                    </a:graphicData>
+                  </a:graphic>
+                </wp:inline>
+              </w:drawing>
+            </w:r>
+          </w:p>
+        </w:tc>
+      </w:tr>
+    </w:tbl>
+    <w:tbl>
+      <w:tblPr>
+        <w:tblW w:type="auto" w:w="0"/>
+        <w:jc w:val="center"/>
+        <w:tblLook w:firstColumn="1" w:firstRow="1" w:lastColumn="0" w:lastRow="0" w:noHBand="0" w:noVBand="1" w:val="04A0"/>
+      </w:tblPr>
+      <w:tblGrid>
+        <w:gridCol w:w="4752"/>
+        <w:gridCol w:w="4752"/>
+      </w:tblGrid>
+      <w:tr>
+        <w:tc>
+          <w:tcPr>
+            <w:tcW w:type="dxa" w:w="4968"/>
+          </w:tcPr>
+          <w:p>
+            <w:pPr>
+              <w:spacing w:before="40" w:after="80"/>
+              <w:jc w:val="center"/>
+            </w:pPr>
+            <w:r>
+              <w:drawing>
+                <wp:inline xmlns:a="http://schemas.openxmlformats.org/drawingml/2006/main" xmlns:pic="http://schemas.openxmlformats.org/drawingml/2006/picture">
+                  <wp:extent cx="2926080" cy="1288732"/>
+                  <wp:docPr id="3" name="Picture 3"/>
+                  <wp:cNvGraphicFramePr>
+                    <a:graphicFrameLocks noChangeAspect="1"/>
+                  </wp:cNvGraphicFramePr>
+                  <a:graphic>
+                    <a:graphicData uri="http://schemas.openxmlformats.org/drawingml/2006/picture">
+                      <pic:pic>
+                        <pic:nvPicPr>
+                          <pic:cNvPr id="0" name="hardware_perspective.jpg"/>
+                          <pic:cNvPicPr/>
+                        </pic:nvPicPr>
+                        <pic:blipFill>
+                          <a:blip r:embed="rId11"/>
+                          <a:stretch>
+                            <a:fillRect/>
+                          </a:stretch>
+                        </pic:blipFill>
+                        <pic:spPr>
+                          <a:xfrm>
+                            <a:off x="0" y="0"/>
+                            <a:ext cx="2926080" cy="1288732"/>
+                          </a:xfrm>
+                          <a:prstGeom prst="rect"/>
+                        </pic:spPr>
+                      </pic:pic>
+                    </a:graphicData>
+                  </a:graphic>
+                </wp:inline>
+              </w:drawing>
+            </w:r>
+          </w:p>
+        </w:tc>
+        <w:tc>
+          <w:tcPr>
+            <w:tcW w:type="dxa" w:w="4968"/>
+          </w:tcPr>
+          <w:p>
+            <w:pPr>
+              <w:spacing w:before="40" w:after="80"/>
+              <w:jc w:val="center"/>
+            </w:pPr>
+            <w:r>
+              <w:drawing>
+                <wp:inline xmlns:a="http://schemas.openxmlformats.org/drawingml/2006/main" xmlns:pic="http://schemas.openxmlformats.org/drawingml/2006/picture">
+                  <wp:extent cx="2926080" cy="1428750"/>
+                  <wp:docPr id="4" name="Picture 4"/>
+                  <wp:cNvGraphicFramePr>
+                    <a:graphicFrameLocks noChangeAspect="1"/>
+                  </wp:cNvGraphicFramePr>
+                  <a:graphic>
+                    <a:graphicData uri="http://schemas.openxmlformats.org/drawingml/2006/picture">
+                      <pic:pic>
+                        <pic:nvPicPr>
+                          <pic:cNvPr id="0" name="hardware_topdown.jpg"/>
+                          <pic:cNvPicPr/>
+                        </pic:nvPicPr>
+                        <pic:blipFill>
+                          <a:blip r:embed="rId12"/>
+                          <a:stretch>
+                            <a:fillRect/>
+                          </a:stretch>
+                        </pic:blipFill>
+                        <pic:spPr>
+                          <a:xfrm>
+                            <a:off x="0" y="0"/>
+                            <a:ext cx="2926080" cy="1428750"/>
+                          </a:xfrm>
+                          <a:prstGeom prst="rect"/>
+                        </pic:spPr>
+                      </pic:pic>
+                    </a:graphicData>
+                  </a:graphic>
+                </wp:inline>
+              </w:drawing>
+            </w:r>
+          </w:p>
+        </w:tc>
+      </w:tr>
+    </w:tbl>
+    <w:p>
+      <w:pPr>
+        <w:spacing w:after="80"/>
+      </w:pPr>
     </w:p>
     <w:p>
       <w:pPr>
